--- a/doc/intro.docx
+++ b/doc/intro.docx
@@ -35,7 +35,6 @@
           <w:between w:val="nil"/>
         </w:pBdr>
         <w:rPr>
-          <w:rFonts w:hint="eastAsia"/>
           <w:color w:val="000000"/>
         </w:rPr>
       </w:pPr>
@@ -95,7 +94,6 @@
           <w:between w:val="nil"/>
         </w:pBdr>
         <w:rPr>
-          <w:rFonts w:hint="eastAsia"/>
           <w:color w:val="000000"/>
         </w:rPr>
       </w:pPr>
@@ -155,7 +153,6 @@
           <w:between w:val="nil"/>
         </w:pBdr>
         <w:rPr>
-          <w:rFonts w:hint="eastAsia"/>
           <w:color w:val="000000"/>
         </w:rPr>
       </w:pPr>
@@ -237,34 +234,36 @@
           <w:between w:val="nil"/>
         </w:pBdr>
         <w:rPr>
-          <w:color w:val="000000"/>
-        </w:rPr>
-      </w:pPr>
-      <w:r>
-        <w:rPr>
-          <w:rFonts w:ascii="Arial Unicode MS" w:eastAsia="Arial Unicode MS" w:hAnsi="Arial Unicode MS" w:cs="Arial Unicode MS"/>
-          <w:color w:val="000000"/>
-        </w:rPr>
-        <w:t>4. 我想申請的升學或工作方向：</w:t>
-      </w:r>
-    </w:p>
-    <w:p>
-      <w:pPr>
-        <w:widowControl w:val="0"/>
-        <w:pBdr>
-          <w:top w:val="nil"/>
-          <w:left w:val="nil"/>
-          <w:bottom w:val="nil"/>
-          <w:right w:val="nil"/>
-          <w:between w:val="nil"/>
-        </w:pBdr>
-        <w:rPr>
-          <w:color w:val="000000"/>
-        </w:rPr>
-      </w:pPr>
-      <w:r>
-        <w:rPr>
-          <w:rFonts w:ascii="Arial Unicode MS" w:eastAsia="Arial Unicode MS" w:hAnsi="Arial Unicode MS" w:cs="Arial Unicode MS"/>
+          <w:rFonts w:ascii="Arial Unicode MS" w:eastAsia="Arial Unicode MS" w:hAnsi="Arial Unicode MS" w:cs="Arial Unicode MS" w:hint="eastAsia"/>
+          <w:color w:val="000000"/>
+        </w:rPr>
+      </w:pPr>
+      <w:r>
+        <w:rPr>
+          <w:rFonts w:ascii="Arial Unicode MS" w:eastAsia="Arial Unicode MS" w:hAnsi="Arial Unicode MS" w:cs="Arial Unicode MS" w:hint="eastAsia"/>
+          <w:color w:val="000000"/>
+        </w:rPr>
+        <w:t>4. 我申請的升學或工作方向：</w:t>
+      </w:r>
+    </w:p>
+    <w:p>
+      <w:pPr>
+        <w:widowControl w:val="0"/>
+        <w:pBdr>
+          <w:top w:val="nil"/>
+          <w:left w:val="nil"/>
+          <w:bottom w:val="nil"/>
+          <w:right w:val="nil"/>
+          <w:between w:val="nil"/>
+        </w:pBdr>
+        <w:rPr>
+          <w:rFonts w:ascii="Arial Unicode MS" w:eastAsia="Arial Unicode MS" w:hAnsi="Arial Unicode MS" w:cs="Arial Unicode MS" w:hint="eastAsia"/>
+          <w:color w:val="000000"/>
+        </w:rPr>
+      </w:pPr>
+      <w:r>
+        <w:rPr>
+          <w:rFonts w:ascii="Arial Unicode MS" w:eastAsia="Arial Unicode MS" w:hAnsi="Arial Unicode MS" w:cs="Arial Unicode MS" w:hint="eastAsia"/>
           <w:color w:val="000000"/>
         </w:rPr>
         <w:t>升學方向：</w:t>
@@ -281,49 +280,36 @@
           <w:between w:val="nil"/>
         </w:pBdr>
         <w:rPr>
-          <w:color w:val="000000"/>
-        </w:rPr>
-      </w:pPr>
-      <w:r>
-        <w:rPr>
-          <w:rFonts w:ascii="Arial Unicode MS" w:eastAsia="Arial Unicode MS" w:hAnsi="Arial Unicode MS" w:cs="Arial Unicode MS"/>
-          <w:color w:val="000000"/>
-        </w:rPr>
-        <w:t>未來科技應用、教育科技、互動設計、生活問題解決相關研究所。</w:t>
-      </w:r>
-    </w:p>
-    <w:p>
-      <w:pPr>
-        <w:widowControl w:val="0"/>
-        <w:pBdr>
-          <w:top w:val="nil"/>
-          <w:left w:val="nil"/>
-          <w:bottom w:val="nil"/>
-          <w:right w:val="nil"/>
-          <w:between w:val="nil"/>
-        </w:pBdr>
-        <w:rPr>
-          <w:color w:val="000000"/>
-        </w:rPr>
-      </w:pPr>
-    </w:p>
-    <w:p>
-      <w:pPr>
-        <w:widowControl w:val="0"/>
-        <w:pBdr>
-          <w:top w:val="nil"/>
-          <w:left w:val="nil"/>
-          <w:bottom w:val="nil"/>
-          <w:right w:val="nil"/>
-          <w:between w:val="nil"/>
-        </w:pBdr>
-        <w:rPr>
-          <w:color w:val="000000"/>
-        </w:rPr>
-      </w:pPr>
-      <w:r>
-        <w:rPr>
-          <w:rFonts w:ascii="Arial Unicode MS" w:eastAsia="Arial Unicode MS" w:hAnsi="Arial Unicode MS" w:cs="Arial Unicode MS"/>
+          <w:rFonts w:ascii="Arial Unicode MS" w:eastAsia="Arial Unicode MS" w:hAnsi="Arial Unicode MS" w:cs="Arial Unicode MS" w:hint="eastAsia"/>
+          <w:color w:val="000000"/>
+        </w:rPr>
+      </w:pPr>
+      <w:r>
+        <w:rPr>
+          <w:rFonts w:ascii="Arial Unicode MS" w:eastAsia="Arial Unicode MS" w:hAnsi="Arial Unicode MS" w:cs="Arial Unicode MS" w:hint="eastAsia"/>
+          <w:color w:val="000000"/>
+        </w:rPr>
+        <w:t>未來希望往文化創意、行銷企劃、數位內容設計、互動媒體或品牌經營相關領域發展。</w:t>
+      </w:r>
+    </w:p>
+    <w:p>
+      <w:pPr>
+        <w:widowControl w:val="0"/>
+        <w:pBdr>
+          <w:top w:val="nil"/>
+          <w:left w:val="nil"/>
+          <w:bottom w:val="nil"/>
+          <w:right w:val="nil"/>
+          <w:between w:val="nil"/>
+        </w:pBdr>
+        <w:rPr>
+          <w:rFonts w:ascii="Arial Unicode MS" w:eastAsia="Arial Unicode MS" w:hAnsi="Arial Unicode MS" w:cs="Arial Unicode MS" w:hint="eastAsia"/>
+          <w:color w:val="000000"/>
+        </w:rPr>
+      </w:pPr>
+      <w:r>
+        <w:rPr>
+          <w:rFonts w:ascii="Arial Unicode MS" w:eastAsia="Arial Unicode MS" w:hAnsi="Arial Unicode MS" w:cs="Arial Unicode MS" w:hint="eastAsia"/>
           <w:color w:val="000000"/>
         </w:rPr>
         <w:t>求職方向：</w:t>
@@ -340,49 +326,52 @@
           <w:between w:val="nil"/>
         </w:pBdr>
         <w:rPr>
-          <w:color w:val="000000"/>
-        </w:rPr>
-      </w:pPr>
-      <w:r>
-        <w:rPr>
-          <w:rFonts w:ascii="Arial Unicode MS" w:eastAsia="Arial Unicode MS" w:hAnsi="Arial Unicode MS" w:cs="Arial Unicode MS"/>
-          <w:color w:val="000000"/>
-        </w:rPr>
-        <w:t>AI 生活助理企劃、互動產品企劃助理、兒童教育科技助理、使用者體驗研究助理。</w:t>
-      </w:r>
-    </w:p>
-    <w:p>
-      <w:pPr>
-        <w:widowControl w:val="0"/>
-        <w:pBdr>
-          <w:top w:val="nil"/>
-          <w:left w:val="nil"/>
-          <w:bottom w:val="nil"/>
-          <w:right w:val="nil"/>
-          <w:between w:val="nil"/>
-        </w:pBdr>
-        <w:rPr>
-          <w:color w:val="000000"/>
-        </w:rPr>
-      </w:pPr>
-    </w:p>
-    <w:p>
-      <w:pPr>
-        <w:widowControl w:val="0"/>
-        <w:pBdr>
-          <w:top w:val="nil"/>
-          <w:left w:val="nil"/>
-          <w:bottom w:val="nil"/>
-          <w:right w:val="nil"/>
-          <w:between w:val="nil"/>
-        </w:pBdr>
-        <w:rPr>
-          <w:color w:val="000000"/>
-        </w:rPr>
-      </w:pPr>
-      <w:r>
-        <w:rPr>
-          <w:rFonts w:ascii="Arial Unicode MS" w:eastAsia="Arial Unicode MS" w:hAnsi="Arial Unicode MS" w:cs="Arial Unicode MS"/>
+          <w:rFonts w:ascii="Arial Unicode MS" w:eastAsia="Arial Unicode MS" w:hAnsi="Arial Unicode MS" w:cs="Arial Unicode MS" w:hint="eastAsia"/>
+          <w:color w:val="000000"/>
+        </w:rPr>
+      </w:pPr>
+      <w:r>
+        <w:rPr>
+          <w:rFonts w:ascii="Arial Unicode MS" w:eastAsia="Arial Unicode MS" w:hAnsi="Arial Unicode MS" w:cs="Arial Unicode MS" w:hint="eastAsia"/>
+          <w:color w:val="000000"/>
+        </w:rPr>
+        <w:t>文化創意產業助理、行銷企劃助理、社群經營助理、活動企劃助理、品牌設計助理。</w:t>
+      </w:r>
+    </w:p>
+    <w:p>
+      <w:pPr>
+        <w:widowControl w:val="0"/>
+        <w:pBdr>
+          <w:top w:val="nil"/>
+          <w:left w:val="nil"/>
+          <w:bottom w:val="nil"/>
+          <w:right w:val="nil"/>
+          <w:between w:val="nil"/>
+        </w:pBdr>
+        <w:rPr>
+          <w:rFonts w:ascii="Arial Unicode MS" w:eastAsia="Arial Unicode MS" w:hAnsi="Arial Unicode MS" w:cs="Arial Unicode MS"/>
+          <w:color w:val="000000"/>
+        </w:rPr>
+      </w:pPr>
+    </w:p>
+    <w:p>
+      <w:pPr>
+        <w:widowControl w:val="0"/>
+        <w:pBdr>
+          <w:top w:val="nil"/>
+          <w:left w:val="nil"/>
+          <w:bottom w:val="nil"/>
+          <w:right w:val="nil"/>
+          <w:between w:val="nil"/>
+        </w:pBdr>
+        <w:rPr>
+          <w:rFonts w:ascii="Arial Unicode MS" w:eastAsia="Arial Unicode MS" w:hAnsi="Arial Unicode MS" w:cs="Arial Unicode MS" w:hint="eastAsia"/>
+          <w:color w:val="000000"/>
+        </w:rPr>
+      </w:pPr>
+      <w:r>
+        <w:rPr>
+          <w:rFonts w:ascii="Arial Unicode MS" w:eastAsia="Arial Unicode MS" w:hAnsi="Arial Unicode MS" w:cs="Arial Unicode MS" w:hint="eastAsia"/>
           <w:color w:val="000000"/>
         </w:rPr>
         <w:t>5. 用一句話介紹我自己：</w:t>
@@ -399,49 +388,52 @@
           <w:between w:val="nil"/>
         </w:pBdr>
         <w:rPr>
-          <w:color w:val="000000"/>
-        </w:rPr>
-      </w:pPr>
-      <w:r>
-        <w:rPr>
-          <w:rFonts w:ascii="Arial Unicode MS" w:eastAsia="Arial Unicode MS" w:hAnsi="Arial Unicode MS" w:cs="Arial Unicode MS"/>
-          <w:color w:val="000000"/>
-        </w:rPr>
-        <w:t>我是一位雖然常常慢半拍，但總能從生活困難中發現問題，並思考如何用未來科技讓大家過得更好的大學生。</w:t>
-      </w:r>
-    </w:p>
-    <w:p>
-      <w:pPr>
-        <w:widowControl w:val="0"/>
-        <w:pBdr>
-          <w:top w:val="nil"/>
-          <w:left w:val="nil"/>
-          <w:bottom w:val="nil"/>
-          <w:right w:val="nil"/>
-          <w:between w:val="nil"/>
-        </w:pBdr>
-        <w:rPr>
-          <w:color w:val="000000"/>
-        </w:rPr>
-      </w:pPr>
-    </w:p>
-    <w:p>
-      <w:pPr>
-        <w:widowControl w:val="0"/>
-        <w:pBdr>
-          <w:top w:val="nil"/>
-          <w:left w:val="nil"/>
-          <w:bottom w:val="nil"/>
-          <w:right w:val="nil"/>
-          <w:between w:val="nil"/>
-        </w:pBdr>
-        <w:rPr>
-          <w:color w:val="000000"/>
-        </w:rPr>
-      </w:pPr>
-      <w:r>
-        <w:rPr>
-          <w:rFonts w:ascii="Arial Unicode MS" w:eastAsia="Arial Unicode MS" w:hAnsi="Arial Unicode MS" w:cs="Arial Unicode MS"/>
+          <w:rFonts w:ascii="Arial Unicode MS" w:eastAsia="Arial Unicode MS" w:hAnsi="Arial Unicode MS" w:cs="Arial Unicode MS" w:hint="eastAsia"/>
+          <w:color w:val="000000"/>
+        </w:rPr>
+      </w:pPr>
+      <w:r>
+        <w:rPr>
+          <w:rFonts w:ascii="Arial Unicode MS" w:eastAsia="Arial Unicode MS" w:hAnsi="Arial Unicode MS" w:cs="Arial Unicode MS" w:hint="eastAsia"/>
+          <w:color w:val="000000"/>
+        </w:rPr>
+        <w:t>我是一個對生活觀察細膩、喜歡把想法轉化成作品的人，期望未來能結合創意與企劃能力，做出有故事、有溫度的內容。</w:t>
+      </w:r>
+    </w:p>
+    <w:p>
+      <w:pPr>
+        <w:widowControl w:val="0"/>
+        <w:pBdr>
+          <w:top w:val="nil"/>
+          <w:left w:val="nil"/>
+          <w:bottom w:val="nil"/>
+          <w:right w:val="nil"/>
+          <w:between w:val="nil"/>
+        </w:pBdr>
+        <w:rPr>
+          <w:rFonts w:ascii="Arial Unicode MS" w:eastAsia="Arial Unicode MS" w:hAnsi="Arial Unicode MS" w:cs="Arial Unicode MS"/>
+          <w:color w:val="000000"/>
+        </w:rPr>
+      </w:pPr>
+    </w:p>
+    <w:p>
+      <w:pPr>
+        <w:widowControl w:val="0"/>
+        <w:pBdr>
+          <w:top w:val="nil"/>
+          <w:left w:val="nil"/>
+          <w:bottom w:val="nil"/>
+          <w:right w:val="nil"/>
+          <w:between w:val="nil"/>
+        </w:pBdr>
+        <w:rPr>
+          <w:rFonts w:ascii="Arial Unicode MS" w:eastAsia="Arial Unicode MS" w:hAnsi="Arial Unicode MS" w:cs="Arial Unicode MS" w:hint="eastAsia"/>
+          <w:color w:val="000000"/>
+        </w:rPr>
+      </w:pPr>
+      <w:r>
+        <w:rPr>
+          <w:rFonts w:ascii="Arial Unicode MS" w:eastAsia="Arial Unicode MS" w:hAnsi="Arial Unicode MS" w:cs="Arial Unicode MS" w:hint="eastAsia"/>
           <w:color w:val="000000"/>
         </w:rPr>
         <w:t>6. 我的 3 個個人特色：</w:t>
@@ -458,93 +450,98 @@
           <w:between w:val="nil"/>
         </w:pBdr>
         <w:rPr>
-          <w:color w:val="000000"/>
-        </w:rPr>
-      </w:pPr>
-      <w:r>
-        <w:rPr>
-          <w:rFonts w:ascii="Arial Unicode MS" w:eastAsia="Arial Unicode MS" w:hAnsi="Arial Unicode MS" w:cs="Arial Unicode MS"/>
-          <w:color w:val="000000"/>
-        </w:rPr>
-        <w:t>- 想像力豐富，常能提出天馬行空但有趣的點子</w:t>
-      </w:r>
-    </w:p>
-    <w:p>
-      <w:pPr>
-        <w:widowControl w:val="0"/>
-        <w:pBdr>
-          <w:top w:val="nil"/>
-          <w:left w:val="nil"/>
-          <w:bottom w:val="nil"/>
-          <w:right w:val="nil"/>
-          <w:between w:val="nil"/>
-        </w:pBdr>
-        <w:rPr>
-          <w:color w:val="000000"/>
-        </w:rPr>
-      </w:pPr>
-      <w:r>
-        <w:rPr>
-          <w:rFonts w:ascii="Arial Unicode MS" w:eastAsia="Arial Unicode MS" w:hAnsi="Arial Unicode MS" w:cs="Arial Unicode MS"/>
-          <w:color w:val="000000"/>
-        </w:rPr>
-        <w:t>- 具備同理心，能理解弱勢、害羞或缺乏自信者的需求</w:t>
-      </w:r>
-    </w:p>
-    <w:p>
-      <w:pPr>
-        <w:widowControl w:val="0"/>
-        <w:pBdr>
-          <w:top w:val="nil"/>
-          <w:left w:val="nil"/>
-          <w:bottom w:val="nil"/>
-          <w:right w:val="nil"/>
-          <w:between w:val="nil"/>
-        </w:pBdr>
-        <w:rPr>
-          <w:color w:val="000000"/>
-        </w:rPr>
-      </w:pPr>
-      <w:r>
-        <w:rPr>
-          <w:rFonts w:ascii="Arial Unicode MS" w:eastAsia="Arial Unicode MS" w:hAnsi="Arial Unicode MS" w:cs="Arial Unicode MS"/>
-          <w:color w:val="000000"/>
-        </w:rPr>
-        <w:t>- 失敗經驗很多，但也因此更能理解「需要被幫助的人」</w:t>
-      </w:r>
-    </w:p>
-    <w:p>
-      <w:pPr>
-        <w:widowControl w:val="0"/>
-        <w:pBdr>
-          <w:top w:val="nil"/>
-          <w:left w:val="nil"/>
-          <w:bottom w:val="nil"/>
-          <w:right w:val="nil"/>
-          <w:between w:val="nil"/>
-        </w:pBdr>
-        <w:rPr>
-          <w:color w:val="000000"/>
-        </w:rPr>
-      </w:pPr>
-    </w:p>
-    <w:p>
-      <w:pPr>
-        <w:widowControl w:val="0"/>
-        <w:pBdr>
-          <w:top w:val="nil"/>
-          <w:left w:val="nil"/>
-          <w:bottom w:val="nil"/>
-          <w:right w:val="nil"/>
-          <w:between w:val="nil"/>
-        </w:pBdr>
-        <w:rPr>
-          <w:color w:val="000000"/>
-        </w:rPr>
-      </w:pPr>
-      <w:r>
-        <w:rPr>
-          <w:rFonts w:ascii="Arial Unicode MS" w:eastAsia="Arial Unicode MS" w:hAnsi="Arial Unicode MS" w:cs="Arial Unicode MS"/>
+          <w:rFonts w:ascii="Arial Unicode MS" w:eastAsia="Arial Unicode MS" w:hAnsi="Arial Unicode MS" w:cs="Arial Unicode MS" w:hint="eastAsia"/>
+          <w:color w:val="000000"/>
+        </w:rPr>
+      </w:pPr>
+      <w:r>
+        <w:rPr>
+          <w:rFonts w:ascii="Arial Unicode MS" w:eastAsia="Arial Unicode MS" w:hAnsi="Arial Unicode MS" w:cs="Arial Unicode MS" w:hint="eastAsia"/>
+          <w:color w:val="000000"/>
+        </w:rPr>
+        <w:t>對生活中的文化與流行趨勢有敏感度，能從日常中找到創作靈感。</w:t>
+      </w:r>
+    </w:p>
+    <w:p>
+      <w:pPr>
+        <w:widowControl w:val="0"/>
+        <w:pBdr>
+          <w:top w:val="nil"/>
+          <w:left w:val="nil"/>
+          <w:bottom w:val="nil"/>
+          <w:right w:val="nil"/>
+          <w:between w:val="nil"/>
+        </w:pBdr>
+        <w:rPr>
+          <w:rFonts w:ascii="Arial Unicode MS" w:eastAsia="Arial Unicode MS" w:hAnsi="Arial Unicode MS" w:cs="Arial Unicode MS" w:hint="eastAsia"/>
+          <w:color w:val="000000"/>
+        </w:rPr>
+      </w:pPr>
+      <w:r>
+        <w:rPr>
+          <w:rFonts w:ascii="Arial Unicode MS" w:eastAsia="Arial Unicode MS" w:hAnsi="Arial Unicode MS" w:cs="Arial Unicode MS" w:hint="eastAsia"/>
+          <w:color w:val="000000"/>
+        </w:rPr>
+        <w:t>做事願意慢慢摸索，遇到不懂的地方會想辦法理解並完成。</w:t>
+      </w:r>
+    </w:p>
+    <w:p>
+      <w:pPr>
+        <w:widowControl w:val="0"/>
+        <w:pBdr>
+          <w:top w:val="nil"/>
+          <w:left w:val="nil"/>
+          <w:bottom w:val="nil"/>
+          <w:right w:val="nil"/>
+          <w:between w:val="nil"/>
+        </w:pBdr>
+        <w:rPr>
+          <w:rFonts w:ascii="Arial Unicode MS" w:eastAsia="Arial Unicode MS" w:hAnsi="Arial Unicode MS" w:cs="Arial Unicode MS" w:hint="eastAsia"/>
+          <w:color w:val="000000"/>
+        </w:rPr>
+      </w:pPr>
+      <w:r>
+        <w:rPr>
+          <w:rFonts w:ascii="Arial Unicode MS" w:eastAsia="Arial Unicode MS" w:hAnsi="Arial Unicode MS" w:cs="Arial Unicode MS" w:hint="eastAsia"/>
+          <w:color w:val="000000"/>
+        </w:rPr>
+        <w:t>具備團隊合作能力，能配合討論、分工，並完成自己負責的部分。</w:t>
+      </w:r>
+    </w:p>
+    <w:p>
+      <w:pPr>
+        <w:widowControl w:val="0"/>
+        <w:pBdr>
+          <w:top w:val="nil"/>
+          <w:left w:val="nil"/>
+          <w:bottom w:val="nil"/>
+          <w:right w:val="nil"/>
+          <w:between w:val="nil"/>
+        </w:pBdr>
+        <w:rPr>
+          <w:rFonts w:ascii="Arial Unicode MS" w:eastAsia="Arial Unicode MS" w:hAnsi="Arial Unicode MS" w:cs="Arial Unicode MS"/>
+          <w:color w:val="000000"/>
+        </w:rPr>
+      </w:pPr>
+    </w:p>
+    <w:p>
+      <w:pPr>
+        <w:widowControl w:val="0"/>
+        <w:pBdr>
+          <w:top w:val="nil"/>
+          <w:left w:val="nil"/>
+          <w:bottom w:val="nil"/>
+          <w:right w:val="nil"/>
+          <w:between w:val="nil"/>
+        </w:pBdr>
+        <w:rPr>
+          <w:rFonts w:ascii="Arial Unicode MS" w:eastAsia="Arial Unicode MS" w:hAnsi="Arial Unicode MS" w:cs="Arial Unicode MS" w:hint="eastAsia"/>
+          <w:color w:val="000000"/>
+        </w:rPr>
+      </w:pPr>
+      <w:r>
+        <w:rPr>
+          <w:rFonts w:ascii="Arial Unicode MS" w:eastAsia="Arial Unicode MS" w:hAnsi="Arial Unicode MS" w:cs="Arial Unicode MS" w:hint="eastAsia"/>
           <w:color w:val="000000"/>
         </w:rPr>
         <w:t xml:space="preserve">7. 我的 5 </w:t>
@@ -552,7 +549,7 @@
       <w:proofErr w:type="gramStart"/>
       <w:r>
         <w:rPr>
-          <w:rFonts w:ascii="Arial Unicode MS" w:eastAsia="Arial Unicode MS" w:hAnsi="Arial Unicode MS" w:cs="Arial Unicode MS"/>
+          <w:rFonts w:ascii="Arial Unicode MS" w:eastAsia="Arial Unicode MS" w:hAnsi="Arial Unicode MS" w:cs="Arial Unicode MS" w:hint="eastAsia"/>
           <w:color w:val="000000"/>
         </w:rPr>
         <w:t>個</w:t>
@@ -560,7 +557,7 @@
       <w:proofErr w:type="gramEnd"/>
       <w:r>
         <w:rPr>
-          <w:rFonts w:ascii="Arial Unicode MS" w:eastAsia="Arial Unicode MS" w:hAnsi="Arial Unicode MS" w:cs="Arial Unicode MS"/>
+          <w:rFonts w:ascii="Arial Unicode MS" w:eastAsia="Arial Unicode MS" w:hAnsi="Arial Unicode MS" w:cs="Arial Unicode MS" w:hint="eastAsia"/>
           <w:color w:val="000000"/>
         </w:rPr>
         <w:t>主要技能：</w:t>
@@ -577,119 +574,108 @@
           <w:between w:val="nil"/>
         </w:pBdr>
         <w:rPr>
-          <w:color w:val="000000"/>
-        </w:rPr>
-      </w:pPr>
-      <w:r>
-        <w:rPr>
-          <w:rFonts w:ascii="Arial Unicode MS" w:eastAsia="Arial Unicode MS" w:hAnsi="Arial Unicode MS" w:cs="Arial Unicode MS"/>
-          <w:color w:val="000000"/>
-        </w:rPr>
-        <w:t>- 使用 AI 工具整理想法與產生企劃</w:t>
-      </w:r>
-    </w:p>
-    <w:p>
-      <w:pPr>
-        <w:widowControl w:val="0"/>
-        <w:pBdr>
-          <w:top w:val="nil"/>
-          <w:left w:val="nil"/>
-          <w:bottom w:val="nil"/>
-          <w:right w:val="nil"/>
-          <w:between w:val="nil"/>
-        </w:pBdr>
-        <w:rPr>
-          <w:color w:val="000000"/>
-        </w:rPr>
-      </w:pPr>
-      <w:r>
-        <w:rPr>
-          <w:rFonts w:ascii="Arial Unicode MS" w:eastAsia="Arial Unicode MS" w:hAnsi="Arial Unicode MS" w:cs="Arial Unicode MS"/>
-          <w:color w:val="000000"/>
-        </w:rPr>
-        <w:t>- 基礎網頁設計：HTML / CSS</w:t>
-      </w:r>
-    </w:p>
-    <w:p>
-      <w:pPr>
-        <w:widowControl w:val="0"/>
-        <w:pBdr>
-          <w:top w:val="nil"/>
-          <w:left w:val="nil"/>
-          <w:bottom w:val="nil"/>
-          <w:right w:val="nil"/>
-          <w:between w:val="nil"/>
-        </w:pBdr>
-        <w:rPr>
-          <w:color w:val="000000"/>
-        </w:rPr>
-      </w:pPr>
-      <w:r>
-        <w:rPr>
-          <w:rFonts w:ascii="Arial Unicode MS" w:eastAsia="Arial Unicode MS" w:hAnsi="Arial Unicode MS" w:cs="Arial Unicode MS"/>
-          <w:color w:val="000000"/>
-        </w:rPr>
-        <w:t>- 簡報與故事化表達</w:t>
-      </w:r>
-    </w:p>
-    <w:p>
-      <w:pPr>
-        <w:widowControl w:val="0"/>
-        <w:pBdr>
-          <w:top w:val="nil"/>
-          <w:left w:val="nil"/>
-          <w:bottom w:val="nil"/>
-          <w:right w:val="nil"/>
-          <w:between w:val="nil"/>
-        </w:pBdr>
-        <w:rPr>
-          <w:color w:val="000000"/>
-        </w:rPr>
-      </w:pPr>
-      <w:r>
-        <w:rPr>
-          <w:rFonts w:ascii="Arial Unicode MS" w:eastAsia="Arial Unicode MS" w:hAnsi="Arial Unicode MS" w:cs="Arial Unicode MS"/>
-          <w:color w:val="000000"/>
-        </w:rPr>
-        <w:t>- 使用者需求觀察與情境分析</w:t>
-      </w:r>
-    </w:p>
-    <w:p>
-      <w:pPr>
-        <w:widowControl w:val="0"/>
-        <w:pBdr>
-          <w:top w:val="nil"/>
-          <w:left w:val="nil"/>
-          <w:bottom w:val="nil"/>
-          <w:right w:val="nil"/>
-          <w:between w:val="nil"/>
-        </w:pBdr>
-        <w:rPr>
-          <w:color w:val="000000"/>
-        </w:rPr>
-      </w:pPr>
-      <w:r>
-        <w:rPr>
-          <w:rFonts w:ascii="Arial Unicode MS" w:eastAsia="Arial Unicode MS" w:hAnsi="Arial Unicode MS" w:cs="Arial Unicode MS"/>
-          <w:color w:val="000000"/>
-        </w:rPr>
-        <w:t>- 未來道具概念發想與產品企劃</w:t>
-      </w:r>
-    </w:p>
-    <w:p>
-      <w:pPr>
-        <w:widowControl w:val="0"/>
-        <w:pBdr>
-          <w:top w:val="nil"/>
-          <w:left w:val="nil"/>
-          <w:bottom w:val="nil"/>
-          <w:right w:val="nil"/>
-          <w:between w:val="nil"/>
-        </w:pBdr>
-        <w:rPr>
-          <w:color w:val="000000"/>
-        </w:rPr>
-      </w:pPr>
+          <w:rFonts w:ascii="Arial Unicode MS" w:eastAsia="Arial Unicode MS" w:hAnsi="Arial Unicode MS" w:cs="Arial Unicode MS" w:hint="eastAsia"/>
+          <w:color w:val="000000"/>
+        </w:rPr>
+      </w:pPr>
+      <w:r>
+        <w:rPr>
+          <w:rFonts w:ascii="Arial Unicode MS" w:eastAsia="Arial Unicode MS" w:hAnsi="Arial Unicode MS" w:cs="Arial Unicode MS" w:hint="eastAsia"/>
+          <w:color w:val="000000"/>
+        </w:rPr>
+        <w:t>文案撰寫與資料整理</w:t>
+      </w:r>
+    </w:p>
+    <w:p>
+      <w:pPr>
+        <w:widowControl w:val="0"/>
+        <w:pBdr>
+          <w:top w:val="nil"/>
+          <w:left w:val="nil"/>
+          <w:bottom w:val="nil"/>
+          <w:right w:val="nil"/>
+          <w:between w:val="nil"/>
+        </w:pBdr>
+        <w:rPr>
+          <w:rFonts w:ascii="Arial Unicode MS" w:eastAsia="Arial Unicode MS" w:hAnsi="Arial Unicode MS" w:cs="Arial Unicode MS" w:hint="eastAsia"/>
+          <w:color w:val="000000"/>
+        </w:rPr>
+      </w:pPr>
+      <w:r>
+        <w:rPr>
+          <w:rFonts w:ascii="Arial Unicode MS" w:eastAsia="Arial Unicode MS" w:hAnsi="Arial Unicode MS" w:cs="Arial Unicode MS" w:hint="eastAsia"/>
+          <w:color w:val="000000"/>
+        </w:rPr>
+        <w:t>簡報製作與口語表達</w:t>
+      </w:r>
+    </w:p>
+    <w:p>
+      <w:pPr>
+        <w:widowControl w:val="0"/>
+        <w:pBdr>
+          <w:top w:val="nil"/>
+          <w:left w:val="nil"/>
+          <w:bottom w:val="nil"/>
+          <w:right w:val="nil"/>
+          <w:between w:val="nil"/>
+        </w:pBdr>
+        <w:rPr>
+          <w:rFonts w:ascii="Arial Unicode MS" w:eastAsia="Arial Unicode MS" w:hAnsi="Arial Unicode MS" w:cs="Arial Unicode MS" w:hint="eastAsia"/>
+          <w:color w:val="000000"/>
+        </w:rPr>
+      </w:pPr>
+      <w:r>
+        <w:rPr>
+          <w:rFonts w:ascii="Arial Unicode MS" w:eastAsia="Arial Unicode MS" w:hAnsi="Arial Unicode MS" w:cs="Arial Unicode MS" w:hint="eastAsia"/>
+          <w:color w:val="000000"/>
+        </w:rPr>
+        <w:t>基礎設計與版面編排</w:t>
+      </w:r>
+    </w:p>
+    <w:p>
+      <w:pPr>
+        <w:widowControl w:val="0"/>
+        <w:pBdr>
+          <w:top w:val="nil"/>
+          <w:left w:val="nil"/>
+          <w:bottom w:val="nil"/>
+          <w:right w:val="nil"/>
+          <w:between w:val="nil"/>
+        </w:pBdr>
+        <w:rPr>
+          <w:rFonts w:ascii="Arial Unicode MS" w:eastAsia="Arial Unicode MS" w:hAnsi="Arial Unicode MS" w:cs="Arial Unicode MS" w:hint="eastAsia"/>
+          <w:color w:val="000000"/>
+        </w:rPr>
+      </w:pPr>
+      <w:r>
+        <w:rPr>
+          <w:rFonts w:ascii="Arial Unicode MS" w:eastAsia="Arial Unicode MS" w:hAnsi="Arial Unicode MS" w:cs="Arial Unicode MS" w:hint="eastAsia"/>
+          <w:color w:val="000000"/>
+        </w:rPr>
+        <w:t>社群內容發想與行銷企劃</w:t>
+      </w:r>
+    </w:p>
+    <w:p>
+      <w:pPr>
+        <w:widowControl w:val="0"/>
+        <w:pBdr>
+          <w:top w:val="nil"/>
+          <w:left w:val="nil"/>
+          <w:bottom w:val="nil"/>
+          <w:right w:val="nil"/>
+          <w:between w:val="nil"/>
+        </w:pBdr>
+        <w:rPr>
+          <w:color w:val="000000"/>
+        </w:rPr>
+      </w:pPr>
+      <w:r>
+        <w:rPr>
+          <w:rFonts w:ascii="Arial Unicode MS" w:eastAsia="Arial Unicode MS" w:hAnsi="Arial Unicode MS" w:cs="Arial Unicode MS" w:hint="eastAsia"/>
+          <w:color w:val="000000"/>
+        </w:rPr>
+        <w:t>專題研究、問卷分析與成果統整</w:t>
+      </w:r>
     </w:p>
     <w:p>
       <w:pPr>
@@ -1311,7 +1297,21 @@
           <w:rFonts w:ascii="Arial Unicode MS" w:eastAsia="Arial Unicode MS" w:hAnsi="Arial Unicode MS" w:cs="Arial Unicode MS"/>
           <w:color w:val="000000"/>
         </w:rPr>
-        <w:t xml:space="preserve">Email：nobita.nobi@example.com  </w:t>
+        <w:t>Email：</w:t>
+      </w:r>
+      <w:r>
+        <w:rPr>
+          <w:rFonts w:ascii="Arial Unicode MS" w:eastAsia="Arial Unicode MS" w:hAnsi="Arial Unicode MS" w:cs="Arial Unicode MS" w:hint="eastAsia"/>
+          <w:color w:val="000000"/>
+        </w:rPr>
+        <w:t>t111a50031@ntut.org.tw</w:t>
+      </w:r>
+      <w:r>
+        <w:rPr>
+          <w:rFonts w:ascii="Arial Unicode MS" w:eastAsia="Arial Unicode MS" w:hAnsi="Arial Unicode MS" w:cs="Arial Unicode MS"/>
+          <w:color w:val="000000"/>
+        </w:rPr>
+        <w:t xml:space="preserve"> </w:t>
       </w:r>
     </w:p>
     <w:p>
@@ -1334,51 +1334,14 @@
           <w:color w:val="000000"/>
         </w:rPr>
         <w:lastRenderedPageBreak/>
-        <w:t xml:space="preserve">GitHub：https://github.com/nobita-nobi  </w:t>
-      </w:r>
-    </w:p>
-    <w:p>
-      <w:pPr>
-        <w:widowControl w:val="0"/>
-        <w:pBdr>
-          <w:top w:val="nil"/>
-          <w:left w:val="nil"/>
-          <w:bottom w:val="nil"/>
-          <w:right w:val="nil"/>
-          <w:between w:val="nil"/>
-        </w:pBdr>
-        <w:rPr>
-          <w:color w:val="000000"/>
-        </w:rPr>
-      </w:pPr>
-      <w:r>
-        <w:rPr>
-          <w:rFonts w:ascii="Arial Unicode MS" w:eastAsia="Arial Unicode MS" w:hAnsi="Arial Unicode MS" w:cs="Arial Unicode MS"/>
-          <w:color w:val="000000"/>
-        </w:rPr>
-        <w:t xml:space="preserve">LinkedIn：https://linkedin.com/in/nobita-nobi  </w:t>
-      </w:r>
-    </w:p>
-    <w:p>
-      <w:pPr>
-        <w:widowControl w:val="0"/>
-        <w:pBdr>
-          <w:top w:val="nil"/>
-          <w:left w:val="nil"/>
-          <w:bottom w:val="nil"/>
-          <w:right w:val="nil"/>
-          <w:between w:val="nil"/>
-        </w:pBdr>
-        <w:rPr>
-          <w:color w:val="000000"/>
-        </w:rPr>
-      </w:pPr>
-      <w:r>
-        <w:rPr>
-          <w:rFonts w:ascii="Arial Unicode MS" w:eastAsia="Arial Unicode MS" w:hAnsi="Arial Unicode MS" w:cs="Arial Unicode MS"/>
-          <w:color w:val="000000"/>
-        </w:rPr>
-        <w:t>個人網站：https://nobita-nobi.github.io</w:t>
+        <w:t>個人網站：</w:t>
+      </w:r>
+      <w:r>
+        <w:rPr>
+          <w:rFonts w:ascii="Arial Unicode MS" w:eastAsia="Arial Unicode MS" w:hAnsi="Arial Unicode MS" w:cs="Arial Unicode MS"/>
+          <w:color w:val="000000"/>
+        </w:rPr>
+        <w:t>https://111a50031.github.io/personal/</w:t>
       </w:r>
     </w:p>
     <w:p>
@@ -1515,10 +1478,17 @@
       </w:pPr>
       <w:r>
         <w:rPr>
+          <w:rFonts w:eastAsia="Arial" w:hint="eastAsia"/>
+          <w:color w:val="000000"/>
+        </w:rPr>
+        <w:t>shihxiang</w:t>
+      </w:r>
+      <w:r>
+        <w:rPr>
           <w:rFonts w:eastAsia="Arial"/>
           <w:color w:val="000000"/>
         </w:rPr>
-        <w:t>nobita-nobi-resume.pdf</w:t>
+        <w:t>-resume.pdf</w:t>
       </w:r>
     </w:p>
     <w:p>
@@ -1641,6 +1611,315 @@
     </w:sectPr>
   </w:body>
 </w:document>
+</file>
+
+<file path=word/numbering.xml><?xml version="1.0" encoding="utf-8"?>
+<w:numbering xmlns:wpc="http://schemas.microsoft.com/office/word/2010/wordprocessingCanvas" xmlns:cx="http://schemas.microsoft.com/office/drawing/2014/chartex" xmlns:cx1="http://schemas.microsoft.com/office/drawing/2015/9/8/chartex" xmlns:cx2="http://schemas.microsoft.com/office/drawing/2015/10/21/chartex" xmlns:cx3="http://schemas.microsoft.com/office/drawing/2016/5/9/chartex" xmlns:cx4="http://schemas.microsoft.com/office/drawing/2016/5/10/chartex" xmlns:cx5="http://schemas.microsoft.com/office/drawing/2016/5/11/chartex" xmlns:cx6="http://schemas.microsoft.com/office/drawing/2016/5/12/chartex" xmlns:cx7="http://schemas.microsoft.com/office/drawing/2016/5/13/chartex" xmlns:cx8="http://schemas.microsoft.com/office/drawing/2016/5/14/chartex" xmlns:mc="http://schemas.openxmlformats.org/markup-compatibility/2006" xmlns:aink="http://schemas.microsoft.com/office/drawing/2016/ink" xmlns:am3d="http://schemas.microsoft.com/office/drawing/2017/model3d" xmlns:o="urn:schemas-microsoft-com:office:office" xmlns:oel="http://schemas.microsoft.com/office/2019/extlst" xmlns:r="http://schemas.openxmlformats.org/officeDocument/2006/relationships" xmlns:m="http://schemas.openxmlformats.org/officeDocument/2006/math" xmlns:v="urn:schemas-microsoft-com:vml" xmlns:wp14="http://schemas.microsoft.com/office/word/2010/wordprocessingDrawing" xmlns:wp="http://schemas.openxmlformats.org/drawingml/2006/wordprocessingDrawing" xmlns:w10="urn:schemas-microsoft-com:office:word" xmlns:w="http://schemas.openxmlformats.org/wordprocessingml/2006/main" xmlns:w14="http://schemas.microsoft.com/office/word/2010/wordml" xmlns:w15="http://schemas.microsoft.com/office/word/2012/wordml" xmlns:w16cex="http://schemas.microsoft.com/office/word/2018/wordml/cex" xmlns:w16cid="http://schemas.microsoft.com/office/word/2016/wordml/cid" xmlns:w16="http://schemas.microsoft.com/office/word/2018/wordml" xmlns:w16sdtdh="http://schemas.microsoft.com/office/word/2020/wordml/sdtdatahash" xmlns:w16se="http://schemas.microsoft.com/office/word/2015/wordml/symex" xmlns:wpg="http://schemas.microsoft.com/office/word/2010/wordprocessingGroup" xmlns:wpi="http://schemas.microsoft.com/office/word/2010/wordprocessingInk" xmlns:wne="http://schemas.microsoft.com/office/word/2006/wordml" xmlns:wps="http://schemas.microsoft.com/office/word/2010/wordprocessingShape" mc:Ignorable="w14 w15 w16se w16cid w16 w16cex w16sdtdh wp14">
+  <w:abstractNum w:abstractNumId="0" w15:restartNumberingAfterBreak="0">
+    <w:nsid w:val="098E44BC"/>
+    <w:multiLevelType w:val="multilevel"/>
+    <w:tmpl w:val="62B2E5CC"/>
+    <w:lvl w:ilvl="0">
+      <w:start w:val="1"/>
+      <w:numFmt w:val="bullet"/>
+      <w:lvlText w:val=""/>
+      <w:lvlJc w:val="left"/>
+      <w:pPr>
+        <w:tabs>
+          <w:tab w:val="num" w:pos="720"/>
+        </w:tabs>
+        <w:ind w:left="720" w:hanging="360"/>
+      </w:pPr>
+      <w:rPr>
+        <w:rFonts w:ascii="Symbol" w:hAnsi="Symbol" w:hint="default"/>
+        <w:sz w:val="20"/>
+      </w:rPr>
+    </w:lvl>
+    <w:lvl w:ilvl="1" w:tentative="1">
+      <w:start w:val="1"/>
+      <w:numFmt w:val="bullet"/>
+      <w:lvlText w:val="o"/>
+      <w:lvlJc w:val="left"/>
+      <w:pPr>
+        <w:tabs>
+          <w:tab w:val="num" w:pos="1440"/>
+        </w:tabs>
+        <w:ind w:left="1440" w:hanging="360"/>
+      </w:pPr>
+      <w:rPr>
+        <w:rFonts w:ascii="Courier New" w:hAnsi="Courier New" w:hint="default"/>
+        <w:sz w:val="20"/>
+      </w:rPr>
+    </w:lvl>
+    <w:lvl w:ilvl="2" w:tentative="1">
+      <w:start w:val="1"/>
+      <w:numFmt w:val="bullet"/>
+      <w:lvlText w:val=""/>
+      <w:lvlJc w:val="left"/>
+      <w:pPr>
+        <w:tabs>
+          <w:tab w:val="num" w:pos="2160"/>
+        </w:tabs>
+        <w:ind w:left="2160" w:hanging="360"/>
+      </w:pPr>
+      <w:rPr>
+        <w:rFonts w:ascii="Wingdings" w:hAnsi="Wingdings" w:hint="default"/>
+        <w:sz w:val="20"/>
+      </w:rPr>
+    </w:lvl>
+    <w:lvl w:ilvl="3" w:tentative="1">
+      <w:start w:val="1"/>
+      <w:numFmt w:val="bullet"/>
+      <w:lvlText w:val=""/>
+      <w:lvlJc w:val="left"/>
+      <w:pPr>
+        <w:tabs>
+          <w:tab w:val="num" w:pos="2880"/>
+        </w:tabs>
+        <w:ind w:left="2880" w:hanging="360"/>
+      </w:pPr>
+      <w:rPr>
+        <w:rFonts w:ascii="Wingdings" w:hAnsi="Wingdings" w:hint="default"/>
+        <w:sz w:val="20"/>
+      </w:rPr>
+    </w:lvl>
+    <w:lvl w:ilvl="4" w:tentative="1">
+      <w:start w:val="1"/>
+      <w:numFmt w:val="bullet"/>
+      <w:lvlText w:val=""/>
+      <w:lvlJc w:val="left"/>
+      <w:pPr>
+        <w:tabs>
+          <w:tab w:val="num" w:pos="3600"/>
+        </w:tabs>
+        <w:ind w:left="3600" w:hanging="360"/>
+      </w:pPr>
+      <w:rPr>
+        <w:rFonts w:ascii="Wingdings" w:hAnsi="Wingdings" w:hint="default"/>
+        <w:sz w:val="20"/>
+      </w:rPr>
+    </w:lvl>
+    <w:lvl w:ilvl="5" w:tentative="1">
+      <w:start w:val="1"/>
+      <w:numFmt w:val="bullet"/>
+      <w:lvlText w:val=""/>
+      <w:lvlJc w:val="left"/>
+      <w:pPr>
+        <w:tabs>
+          <w:tab w:val="num" w:pos="4320"/>
+        </w:tabs>
+        <w:ind w:left="4320" w:hanging="360"/>
+      </w:pPr>
+      <w:rPr>
+        <w:rFonts w:ascii="Wingdings" w:hAnsi="Wingdings" w:hint="default"/>
+        <w:sz w:val="20"/>
+      </w:rPr>
+    </w:lvl>
+    <w:lvl w:ilvl="6" w:tentative="1">
+      <w:start w:val="1"/>
+      <w:numFmt w:val="bullet"/>
+      <w:lvlText w:val=""/>
+      <w:lvlJc w:val="left"/>
+      <w:pPr>
+        <w:tabs>
+          <w:tab w:val="num" w:pos="5040"/>
+        </w:tabs>
+        <w:ind w:left="5040" w:hanging="360"/>
+      </w:pPr>
+      <w:rPr>
+        <w:rFonts w:ascii="Wingdings" w:hAnsi="Wingdings" w:hint="default"/>
+        <w:sz w:val="20"/>
+      </w:rPr>
+    </w:lvl>
+    <w:lvl w:ilvl="7" w:tentative="1">
+      <w:start w:val="1"/>
+      <w:numFmt w:val="bullet"/>
+      <w:lvlText w:val=""/>
+      <w:lvlJc w:val="left"/>
+      <w:pPr>
+        <w:tabs>
+          <w:tab w:val="num" w:pos="5760"/>
+        </w:tabs>
+        <w:ind w:left="5760" w:hanging="360"/>
+      </w:pPr>
+      <w:rPr>
+        <w:rFonts w:ascii="Wingdings" w:hAnsi="Wingdings" w:hint="default"/>
+        <w:sz w:val="20"/>
+      </w:rPr>
+    </w:lvl>
+    <w:lvl w:ilvl="8" w:tentative="1">
+      <w:start w:val="1"/>
+      <w:numFmt w:val="bullet"/>
+      <w:lvlText w:val=""/>
+      <w:lvlJc w:val="left"/>
+      <w:pPr>
+        <w:tabs>
+          <w:tab w:val="num" w:pos="6480"/>
+        </w:tabs>
+        <w:ind w:left="6480" w:hanging="360"/>
+      </w:pPr>
+      <w:rPr>
+        <w:rFonts w:ascii="Wingdings" w:hAnsi="Wingdings" w:hint="default"/>
+        <w:sz w:val="20"/>
+      </w:rPr>
+    </w:lvl>
+  </w:abstractNum>
+  <w:abstractNum w:abstractNumId="1" w15:restartNumberingAfterBreak="0">
+    <w:nsid w:val="712B5F2D"/>
+    <w:multiLevelType w:val="multilevel"/>
+    <w:tmpl w:val="111CBB00"/>
+    <w:lvl w:ilvl="0">
+      <w:start w:val="1"/>
+      <w:numFmt w:val="bullet"/>
+      <w:lvlText w:val=""/>
+      <w:lvlJc w:val="left"/>
+      <w:pPr>
+        <w:tabs>
+          <w:tab w:val="num" w:pos="720"/>
+        </w:tabs>
+        <w:ind w:left="720" w:hanging="360"/>
+      </w:pPr>
+      <w:rPr>
+        <w:rFonts w:ascii="Symbol" w:hAnsi="Symbol" w:hint="default"/>
+        <w:sz w:val="20"/>
+      </w:rPr>
+    </w:lvl>
+    <w:lvl w:ilvl="1" w:tentative="1">
+      <w:start w:val="1"/>
+      <w:numFmt w:val="bullet"/>
+      <w:lvlText w:val="o"/>
+      <w:lvlJc w:val="left"/>
+      <w:pPr>
+        <w:tabs>
+          <w:tab w:val="num" w:pos="1440"/>
+        </w:tabs>
+        <w:ind w:left="1440" w:hanging="360"/>
+      </w:pPr>
+      <w:rPr>
+        <w:rFonts w:ascii="Courier New" w:hAnsi="Courier New" w:hint="default"/>
+        <w:sz w:val="20"/>
+      </w:rPr>
+    </w:lvl>
+    <w:lvl w:ilvl="2" w:tentative="1">
+      <w:start w:val="1"/>
+      <w:numFmt w:val="bullet"/>
+      <w:lvlText w:val=""/>
+      <w:lvlJc w:val="left"/>
+      <w:pPr>
+        <w:tabs>
+          <w:tab w:val="num" w:pos="2160"/>
+        </w:tabs>
+        <w:ind w:left="2160" w:hanging="360"/>
+      </w:pPr>
+      <w:rPr>
+        <w:rFonts w:ascii="Wingdings" w:hAnsi="Wingdings" w:hint="default"/>
+        <w:sz w:val="20"/>
+      </w:rPr>
+    </w:lvl>
+    <w:lvl w:ilvl="3" w:tentative="1">
+      <w:start w:val="1"/>
+      <w:numFmt w:val="bullet"/>
+      <w:lvlText w:val=""/>
+      <w:lvlJc w:val="left"/>
+      <w:pPr>
+        <w:tabs>
+          <w:tab w:val="num" w:pos="2880"/>
+        </w:tabs>
+        <w:ind w:left="2880" w:hanging="360"/>
+      </w:pPr>
+      <w:rPr>
+        <w:rFonts w:ascii="Wingdings" w:hAnsi="Wingdings" w:hint="default"/>
+        <w:sz w:val="20"/>
+      </w:rPr>
+    </w:lvl>
+    <w:lvl w:ilvl="4" w:tentative="1">
+      <w:start w:val="1"/>
+      <w:numFmt w:val="bullet"/>
+      <w:lvlText w:val=""/>
+      <w:lvlJc w:val="left"/>
+      <w:pPr>
+        <w:tabs>
+          <w:tab w:val="num" w:pos="3600"/>
+        </w:tabs>
+        <w:ind w:left="3600" w:hanging="360"/>
+      </w:pPr>
+      <w:rPr>
+        <w:rFonts w:ascii="Wingdings" w:hAnsi="Wingdings" w:hint="default"/>
+        <w:sz w:val="20"/>
+      </w:rPr>
+    </w:lvl>
+    <w:lvl w:ilvl="5" w:tentative="1">
+      <w:start w:val="1"/>
+      <w:numFmt w:val="bullet"/>
+      <w:lvlText w:val=""/>
+      <w:lvlJc w:val="left"/>
+      <w:pPr>
+        <w:tabs>
+          <w:tab w:val="num" w:pos="4320"/>
+        </w:tabs>
+        <w:ind w:left="4320" w:hanging="360"/>
+      </w:pPr>
+      <w:rPr>
+        <w:rFonts w:ascii="Wingdings" w:hAnsi="Wingdings" w:hint="default"/>
+        <w:sz w:val="20"/>
+      </w:rPr>
+    </w:lvl>
+    <w:lvl w:ilvl="6" w:tentative="1">
+      <w:start w:val="1"/>
+      <w:numFmt w:val="bullet"/>
+      <w:lvlText w:val=""/>
+      <w:lvlJc w:val="left"/>
+      <w:pPr>
+        <w:tabs>
+          <w:tab w:val="num" w:pos="5040"/>
+        </w:tabs>
+        <w:ind w:left="5040" w:hanging="360"/>
+      </w:pPr>
+      <w:rPr>
+        <w:rFonts w:ascii="Wingdings" w:hAnsi="Wingdings" w:hint="default"/>
+        <w:sz w:val="20"/>
+      </w:rPr>
+    </w:lvl>
+    <w:lvl w:ilvl="7" w:tentative="1">
+      <w:start w:val="1"/>
+      <w:numFmt w:val="bullet"/>
+      <w:lvlText w:val=""/>
+      <w:lvlJc w:val="left"/>
+      <w:pPr>
+        <w:tabs>
+          <w:tab w:val="num" w:pos="5760"/>
+        </w:tabs>
+        <w:ind w:left="5760" w:hanging="360"/>
+      </w:pPr>
+      <w:rPr>
+        <w:rFonts w:ascii="Wingdings" w:hAnsi="Wingdings" w:hint="default"/>
+        <w:sz w:val="20"/>
+      </w:rPr>
+    </w:lvl>
+    <w:lvl w:ilvl="8" w:tentative="1">
+      <w:start w:val="1"/>
+      <w:numFmt w:val="bullet"/>
+      <w:lvlText w:val=""/>
+      <w:lvlJc w:val="left"/>
+      <w:pPr>
+        <w:tabs>
+          <w:tab w:val="num" w:pos="6480"/>
+        </w:tabs>
+        <w:ind w:left="6480" w:hanging="360"/>
+      </w:pPr>
+      <w:rPr>
+        <w:rFonts w:ascii="Wingdings" w:hAnsi="Wingdings" w:hint="default"/>
+        <w:sz w:val="20"/>
+      </w:rPr>
+    </w:lvl>
+  </w:abstractNum>
+  <w:num w:numId="1" w16cid:durableId="1027557263">
+    <w:abstractNumId w:val="1"/>
+  </w:num>
+  <w:num w:numId="2" w16cid:durableId="805897874">
+    <w:abstractNumId w:val="0"/>
+  </w:num>
+</w:numbering>
 </file>
 
 <file path=word/styles.xml><?xml version="1.0" encoding="utf-8"?>

--- a/doc/intro.docx
+++ b/doc/intro.docx
@@ -1,6 +1,6 @@
 
 <file path=word/document.xml><?xml version="1.0" encoding="utf-8"?>
-<w:document xmlns:wpc="http://schemas.microsoft.com/office/word/2010/wordprocessingCanvas" xmlns:cx="http://schemas.microsoft.com/office/drawing/2014/chartex" xmlns:cx1="http://schemas.microsoft.com/office/drawing/2015/9/8/chartex" xmlns:cx2="http://schemas.microsoft.com/office/drawing/2015/10/21/chartex" xmlns:cx3="http://schemas.microsoft.com/office/drawing/2016/5/9/chartex" xmlns:cx4="http://schemas.microsoft.com/office/drawing/2016/5/10/chartex" xmlns:cx5="http://schemas.microsoft.com/office/drawing/2016/5/11/chartex" xmlns:cx6="http://schemas.microsoft.com/office/drawing/2016/5/12/chartex" xmlns:cx7="http://schemas.microsoft.com/office/drawing/2016/5/13/chartex" xmlns:cx8="http://schemas.microsoft.com/office/drawing/2016/5/14/chartex" xmlns:mc="http://schemas.openxmlformats.org/markup-compatibility/2006" xmlns:aink="http://schemas.microsoft.com/office/drawing/2016/ink" xmlns:am3d="http://schemas.microsoft.com/office/drawing/2017/model3d" xmlns:o="urn:schemas-microsoft-com:office:office" xmlns:oel="http://schemas.microsoft.com/office/2019/extlst" xmlns:r="http://schemas.openxmlformats.org/officeDocument/2006/relationships" xmlns:m="http://schemas.openxmlformats.org/officeDocument/2006/math" xmlns:v="urn:schemas-microsoft-com:vml" xmlns:wp14="http://schemas.microsoft.com/office/word/2010/wordprocessingDrawing" xmlns:wp="http://schemas.openxmlformats.org/drawingml/2006/wordprocessingDrawing" xmlns:w10="urn:schemas-microsoft-com:office:word" xmlns:w="http://schemas.openxmlformats.org/wordprocessingml/2006/main" xmlns:w14="http://schemas.microsoft.com/office/word/2010/wordml" xmlns:w15="http://schemas.microsoft.com/office/word/2012/wordml" xmlns:w16cex="http://schemas.microsoft.com/office/word/2018/wordml/cex" xmlns:w16cid="http://schemas.microsoft.com/office/word/2016/wordml/cid" xmlns:w16="http://schemas.microsoft.com/office/word/2018/wordml" xmlns:w16sdtdh="http://schemas.microsoft.com/office/word/2020/wordml/sdtdatahash" xmlns:w16se="http://schemas.microsoft.com/office/word/2015/wordml/symex" xmlns:wpg="http://schemas.microsoft.com/office/word/2010/wordprocessingGroup" xmlns:wpi="http://schemas.microsoft.com/office/word/2010/wordprocessingInk" xmlns:wne="http://schemas.microsoft.com/office/word/2006/wordml" xmlns:wps="http://schemas.microsoft.com/office/word/2010/wordprocessingShape" mc:Ignorable="w14 w15 w16se w16cid w16 w16cex w16sdtdh wp14">
+<w:document xmlns:wpc="http://schemas.microsoft.com/office/word/2010/wordprocessingCanvas" xmlns:cx="http://schemas.microsoft.com/office/drawing/2014/chartex" xmlns:cx1="http://schemas.microsoft.com/office/drawing/2015/9/8/chartex" xmlns:cx2="http://schemas.microsoft.com/office/drawing/2015/10/21/chartex" xmlns:cx3="http://schemas.microsoft.com/office/drawing/2016/5/9/chartex" xmlns:cx4="http://schemas.microsoft.com/office/drawing/2016/5/10/chartex" xmlns:cx5="http://schemas.microsoft.com/office/drawing/2016/5/11/chartex" xmlns:cx6="http://schemas.microsoft.com/office/drawing/2016/5/12/chartex" xmlns:cx7="http://schemas.microsoft.com/office/drawing/2016/5/13/chartex" xmlns:cx8="http://schemas.microsoft.com/office/drawing/2016/5/14/chartex" xmlns:mc="http://schemas.openxmlformats.org/markup-compatibility/2006" xmlns:aink="http://schemas.microsoft.com/office/drawing/2016/ink" xmlns:am3d="http://schemas.microsoft.com/office/drawing/2017/model3d" xmlns:o="urn:schemas-microsoft-com:office:office" xmlns:oel="http://schemas.microsoft.com/office/2019/extlst" xmlns:r="http://schemas.openxmlformats.org/officeDocument/2006/relationships" xmlns:m="http://schemas.openxmlformats.org/officeDocument/2006/math" xmlns:v="urn:schemas-microsoft-com:vml" xmlns:wp14="http://schemas.microsoft.com/office/word/2010/wordprocessingDrawing" xmlns:wp="http://schemas.openxmlformats.org/drawingml/2006/wordprocessingDrawing" xmlns:w10="urn:schemas-microsoft-com:office:word" xmlns:w="http://schemas.openxmlformats.org/wordprocessingml/2006/main" xmlns:w14="http://schemas.microsoft.com/office/word/2010/wordml" xmlns:w15="http://schemas.microsoft.com/office/word/2012/wordml" xmlns:w16cex="http://schemas.microsoft.com/office/word/2018/wordml/cex" xmlns:w16cid="http://schemas.microsoft.com/office/word/2016/wordml/cid" xmlns:w16="http://schemas.microsoft.com/office/word/2018/wordml" xmlns:w16du="http://schemas.microsoft.com/office/word/2023/wordml/word16du" xmlns:w16sdtdh="http://schemas.microsoft.com/office/word/2020/wordml/sdtdatahash" xmlns:w16sdtfl="http://schemas.microsoft.com/office/word/2024/wordml/sdtformatlock" xmlns:w16se="http://schemas.microsoft.com/office/word/2015/wordml/symex" xmlns:wpg="http://schemas.microsoft.com/office/word/2010/wordprocessingGroup" xmlns:wpi="http://schemas.microsoft.com/office/word/2010/wordprocessingInk" xmlns:wne="http://schemas.microsoft.com/office/word/2006/wordml" xmlns:wps="http://schemas.microsoft.com/office/word/2010/wordprocessingShape" mc:Ignorable="w14 w15 w16se w16cid w16 w16cex w16sdtdh w16sdtfl w16du wp14">
   <w:body>
     <w:p>
       <w:pPr>
@@ -161,23 +161,7 @@
           <w:rFonts w:ascii="Arial Unicode MS" w:eastAsia="Arial Unicode MS" w:hAnsi="Arial Unicode MS" w:cs="Arial Unicode MS"/>
           <w:color w:val="000000"/>
         </w:rPr>
-        <w:t>國立</w:t>
-      </w:r>
-      <w:proofErr w:type="gramStart"/>
-      <w:r>
-        <w:rPr>
-          <w:rFonts w:ascii="Arial Unicode MS" w:eastAsia="Arial Unicode MS" w:hAnsi="Arial Unicode MS" w:cs="Arial Unicode MS"/>
-          <w:color w:val="000000"/>
-        </w:rPr>
-        <w:t>臺</w:t>
-      </w:r>
-      <w:proofErr w:type="gramEnd"/>
-      <w:r>
-        <w:rPr>
-          <w:rFonts w:ascii="Arial Unicode MS" w:eastAsia="Arial Unicode MS" w:hAnsi="Arial Unicode MS" w:cs="Arial Unicode MS"/>
-          <w:color w:val="000000"/>
-        </w:rPr>
-        <w:t>北科技大學</w:t>
+        <w:t>國立臺北科技大學</w:t>
       </w:r>
       <w:r>
         <w:rPr>
@@ -234,7 +218,7 @@
           <w:between w:val="nil"/>
         </w:pBdr>
         <w:rPr>
-          <w:rFonts w:ascii="Arial Unicode MS" w:eastAsia="Arial Unicode MS" w:hAnsi="Arial Unicode MS" w:cs="Arial Unicode MS" w:hint="eastAsia"/>
+          <w:rFonts w:ascii="Arial Unicode MS" w:eastAsia="Arial Unicode MS" w:hAnsi="Arial Unicode MS" w:cs="Arial Unicode MS"/>
           <w:color w:val="000000"/>
         </w:rPr>
       </w:pPr>
@@ -257,7 +241,7 @@
           <w:between w:val="nil"/>
         </w:pBdr>
         <w:rPr>
-          <w:rFonts w:ascii="Arial Unicode MS" w:eastAsia="Arial Unicode MS" w:hAnsi="Arial Unicode MS" w:cs="Arial Unicode MS" w:hint="eastAsia"/>
+          <w:rFonts w:ascii="Arial Unicode MS" w:eastAsia="Arial Unicode MS" w:hAnsi="Arial Unicode MS" w:cs="Arial Unicode MS"/>
           <w:color w:val="000000"/>
         </w:rPr>
       </w:pPr>
@@ -280,7 +264,7 @@
           <w:between w:val="nil"/>
         </w:pBdr>
         <w:rPr>
-          <w:rFonts w:ascii="Arial Unicode MS" w:eastAsia="Arial Unicode MS" w:hAnsi="Arial Unicode MS" w:cs="Arial Unicode MS" w:hint="eastAsia"/>
+          <w:rFonts w:ascii="Arial Unicode MS" w:eastAsia="Arial Unicode MS" w:hAnsi="Arial Unicode MS" w:cs="Arial Unicode MS"/>
           <w:color w:val="000000"/>
         </w:rPr>
       </w:pPr>
@@ -303,7 +287,7 @@
           <w:between w:val="nil"/>
         </w:pBdr>
         <w:rPr>
-          <w:rFonts w:ascii="Arial Unicode MS" w:eastAsia="Arial Unicode MS" w:hAnsi="Arial Unicode MS" w:cs="Arial Unicode MS" w:hint="eastAsia"/>
+          <w:rFonts w:ascii="Arial Unicode MS" w:eastAsia="Arial Unicode MS" w:hAnsi="Arial Unicode MS" w:cs="Arial Unicode MS"/>
           <w:color w:val="000000"/>
         </w:rPr>
       </w:pPr>
@@ -326,7 +310,7 @@
           <w:between w:val="nil"/>
         </w:pBdr>
         <w:rPr>
-          <w:rFonts w:ascii="Arial Unicode MS" w:eastAsia="Arial Unicode MS" w:hAnsi="Arial Unicode MS" w:cs="Arial Unicode MS" w:hint="eastAsia"/>
+          <w:rFonts w:ascii="Arial Unicode MS" w:eastAsia="Arial Unicode MS" w:hAnsi="Arial Unicode MS" w:cs="Arial Unicode MS"/>
           <w:color w:val="000000"/>
         </w:rPr>
       </w:pPr>
@@ -365,7 +349,7 @@
           <w:between w:val="nil"/>
         </w:pBdr>
         <w:rPr>
-          <w:rFonts w:ascii="Arial Unicode MS" w:eastAsia="Arial Unicode MS" w:hAnsi="Arial Unicode MS" w:cs="Arial Unicode MS" w:hint="eastAsia"/>
+          <w:rFonts w:ascii="Arial Unicode MS" w:eastAsia="Arial Unicode MS" w:hAnsi="Arial Unicode MS" w:cs="Arial Unicode MS"/>
           <w:color w:val="000000"/>
         </w:rPr>
       </w:pPr>
@@ -388,7 +372,7 @@
           <w:between w:val="nil"/>
         </w:pBdr>
         <w:rPr>
-          <w:rFonts w:ascii="Arial Unicode MS" w:eastAsia="Arial Unicode MS" w:hAnsi="Arial Unicode MS" w:cs="Arial Unicode MS" w:hint="eastAsia"/>
+          <w:rFonts w:ascii="Arial Unicode MS" w:eastAsia="Arial Unicode MS" w:hAnsi="Arial Unicode MS" w:cs="Arial Unicode MS"/>
           <w:color w:val="000000"/>
         </w:rPr>
       </w:pPr>
@@ -427,7 +411,7 @@
           <w:between w:val="nil"/>
         </w:pBdr>
         <w:rPr>
-          <w:rFonts w:ascii="Arial Unicode MS" w:eastAsia="Arial Unicode MS" w:hAnsi="Arial Unicode MS" w:cs="Arial Unicode MS" w:hint="eastAsia"/>
+          <w:rFonts w:ascii="Arial Unicode MS" w:eastAsia="Arial Unicode MS" w:hAnsi="Arial Unicode MS" w:cs="Arial Unicode MS"/>
           <w:color w:val="000000"/>
         </w:rPr>
       </w:pPr>
@@ -450,7 +434,7 @@
           <w:between w:val="nil"/>
         </w:pBdr>
         <w:rPr>
-          <w:rFonts w:ascii="Arial Unicode MS" w:eastAsia="Arial Unicode MS" w:hAnsi="Arial Unicode MS" w:cs="Arial Unicode MS" w:hint="eastAsia"/>
+          <w:rFonts w:ascii="Arial Unicode MS" w:eastAsia="Arial Unicode MS" w:hAnsi="Arial Unicode MS" w:cs="Arial Unicode MS"/>
           <w:color w:val="000000"/>
         </w:rPr>
       </w:pPr>
@@ -473,7 +457,7 @@
           <w:between w:val="nil"/>
         </w:pBdr>
         <w:rPr>
-          <w:rFonts w:ascii="Arial Unicode MS" w:eastAsia="Arial Unicode MS" w:hAnsi="Arial Unicode MS" w:cs="Arial Unicode MS" w:hint="eastAsia"/>
+          <w:rFonts w:ascii="Arial Unicode MS" w:eastAsia="Arial Unicode MS" w:hAnsi="Arial Unicode MS" w:cs="Arial Unicode MS"/>
           <w:color w:val="000000"/>
         </w:rPr>
       </w:pPr>
@@ -496,7 +480,7 @@
           <w:between w:val="nil"/>
         </w:pBdr>
         <w:rPr>
-          <w:rFonts w:ascii="Arial Unicode MS" w:eastAsia="Arial Unicode MS" w:hAnsi="Arial Unicode MS" w:cs="Arial Unicode MS" w:hint="eastAsia"/>
+          <w:rFonts w:ascii="Arial Unicode MS" w:eastAsia="Arial Unicode MS" w:hAnsi="Arial Unicode MS" w:cs="Arial Unicode MS"/>
           <w:color w:val="000000"/>
         </w:rPr>
       </w:pPr>
@@ -535,46 +519,30 @@
           <w:between w:val="nil"/>
         </w:pBdr>
         <w:rPr>
-          <w:rFonts w:ascii="Arial Unicode MS" w:eastAsia="Arial Unicode MS" w:hAnsi="Arial Unicode MS" w:cs="Arial Unicode MS" w:hint="eastAsia"/>
-          <w:color w:val="000000"/>
-        </w:rPr>
-      </w:pPr>
-      <w:r>
-        <w:rPr>
-          <w:rFonts w:ascii="Arial Unicode MS" w:eastAsia="Arial Unicode MS" w:hAnsi="Arial Unicode MS" w:cs="Arial Unicode MS" w:hint="eastAsia"/>
-          <w:color w:val="000000"/>
-        </w:rPr>
-        <w:t xml:space="preserve">7. 我的 5 </w:t>
-      </w:r>
-      <w:proofErr w:type="gramStart"/>
-      <w:r>
-        <w:rPr>
-          <w:rFonts w:ascii="Arial Unicode MS" w:eastAsia="Arial Unicode MS" w:hAnsi="Arial Unicode MS" w:cs="Arial Unicode MS" w:hint="eastAsia"/>
-          <w:color w:val="000000"/>
-        </w:rPr>
-        <w:t>個</w:t>
-      </w:r>
-      <w:proofErr w:type="gramEnd"/>
-      <w:r>
-        <w:rPr>
-          <w:rFonts w:ascii="Arial Unicode MS" w:eastAsia="Arial Unicode MS" w:hAnsi="Arial Unicode MS" w:cs="Arial Unicode MS" w:hint="eastAsia"/>
-          <w:color w:val="000000"/>
-        </w:rPr>
-        <w:t>主要技能：</w:t>
-      </w:r>
-    </w:p>
-    <w:p>
-      <w:pPr>
-        <w:widowControl w:val="0"/>
-        <w:pBdr>
-          <w:top w:val="nil"/>
-          <w:left w:val="nil"/>
-          <w:bottom w:val="nil"/>
-          <w:right w:val="nil"/>
-          <w:between w:val="nil"/>
-        </w:pBdr>
-        <w:rPr>
-          <w:rFonts w:ascii="Arial Unicode MS" w:eastAsia="Arial Unicode MS" w:hAnsi="Arial Unicode MS" w:cs="Arial Unicode MS" w:hint="eastAsia"/>
+          <w:rFonts w:ascii="Arial Unicode MS" w:eastAsia="Arial Unicode MS" w:hAnsi="Arial Unicode MS" w:cs="Arial Unicode MS"/>
+          <w:color w:val="000000"/>
+        </w:rPr>
+      </w:pPr>
+      <w:r>
+        <w:rPr>
+          <w:rFonts w:ascii="Arial Unicode MS" w:eastAsia="Arial Unicode MS" w:hAnsi="Arial Unicode MS" w:cs="Arial Unicode MS" w:hint="eastAsia"/>
+          <w:color w:val="000000"/>
+        </w:rPr>
+        <w:t>7. 我的 5 個主要技能：</w:t>
+      </w:r>
+    </w:p>
+    <w:p>
+      <w:pPr>
+        <w:widowControl w:val="0"/>
+        <w:pBdr>
+          <w:top w:val="nil"/>
+          <w:left w:val="nil"/>
+          <w:bottom w:val="nil"/>
+          <w:right w:val="nil"/>
+          <w:between w:val="nil"/>
+        </w:pBdr>
+        <w:rPr>
+          <w:rFonts w:ascii="Arial Unicode MS" w:eastAsia="Arial Unicode MS" w:hAnsi="Arial Unicode MS" w:cs="Arial Unicode MS"/>
           <w:color w:val="000000"/>
         </w:rPr>
       </w:pPr>
@@ -597,7 +565,7 @@
           <w:between w:val="nil"/>
         </w:pBdr>
         <w:rPr>
-          <w:rFonts w:ascii="Arial Unicode MS" w:eastAsia="Arial Unicode MS" w:hAnsi="Arial Unicode MS" w:cs="Arial Unicode MS" w:hint="eastAsia"/>
+          <w:rFonts w:ascii="Arial Unicode MS" w:eastAsia="Arial Unicode MS" w:hAnsi="Arial Unicode MS" w:cs="Arial Unicode MS"/>
           <w:color w:val="000000"/>
         </w:rPr>
       </w:pPr>
@@ -620,7 +588,7 @@
           <w:between w:val="nil"/>
         </w:pBdr>
         <w:rPr>
-          <w:rFonts w:ascii="Arial Unicode MS" w:eastAsia="Arial Unicode MS" w:hAnsi="Arial Unicode MS" w:cs="Arial Unicode MS" w:hint="eastAsia"/>
+          <w:rFonts w:ascii="Arial Unicode MS" w:eastAsia="Arial Unicode MS" w:hAnsi="Arial Unicode MS" w:cs="Arial Unicode MS"/>
           <w:color w:val="000000"/>
         </w:rPr>
       </w:pPr>
@@ -643,7 +611,7 @@
           <w:between w:val="nil"/>
         </w:pBdr>
         <w:rPr>
-          <w:rFonts w:ascii="Arial Unicode MS" w:eastAsia="Arial Unicode MS" w:hAnsi="Arial Unicode MS" w:cs="Arial Unicode MS" w:hint="eastAsia"/>
+          <w:rFonts w:ascii="Arial Unicode MS" w:eastAsia="Arial Unicode MS" w:hAnsi="Arial Unicode MS" w:cs="Arial Unicode MS"/>
           <w:color w:val="000000"/>
         </w:rPr>
       </w:pPr>
@@ -688,570 +656,556 @@
           <w:between w:val="nil"/>
         </w:pBdr>
         <w:rPr>
-          <w:color w:val="000000"/>
-        </w:rPr>
-      </w:pPr>
-      <w:r>
-        <w:rPr>
-          <w:rFonts w:ascii="Arial Unicode MS" w:eastAsia="Arial Unicode MS" w:hAnsi="Arial Unicode MS" w:cs="Arial Unicode MS"/>
+          <w:rFonts w:ascii="Arial Unicode MS" w:eastAsia="Arial Unicode MS" w:hAnsi="Arial Unicode MS" w:cs="Arial Unicode MS" w:hint="eastAsia"/>
+          <w:color w:val="000000"/>
+        </w:rPr>
+      </w:pPr>
+      <w:r>
+        <w:rPr>
+          <w:rFonts w:ascii="Arial Unicode MS" w:eastAsia="Arial Unicode MS" w:hAnsi="Arial Unicode MS" w:cs="Arial Unicode MS" w:hint="eastAsia"/>
           <w:color w:val="000000"/>
         </w:rPr>
         <w:lastRenderedPageBreak/>
-        <w:t xml:space="preserve">8. 我做過的 2～3 </w:t>
-      </w:r>
-      <w:proofErr w:type="gramStart"/>
-      <w:r>
-        <w:rPr>
-          <w:rFonts w:ascii="Arial Unicode MS" w:eastAsia="Arial Unicode MS" w:hAnsi="Arial Unicode MS" w:cs="Arial Unicode MS"/>
-          <w:color w:val="000000"/>
-        </w:rPr>
-        <w:t>個</w:t>
-      </w:r>
-      <w:proofErr w:type="gramEnd"/>
-      <w:r>
-        <w:rPr>
-          <w:rFonts w:ascii="Arial Unicode MS" w:eastAsia="Arial Unicode MS" w:hAnsi="Arial Unicode MS" w:cs="Arial Unicode MS"/>
-          <w:color w:val="000000"/>
-        </w:rPr>
-        <w:t>作品：</w:t>
-      </w:r>
-    </w:p>
-    <w:p>
-      <w:pPr>
-        <w:widowControl w:val="0"/>
-        <w:pBdr>
-          <w:top w:val="nil"/>
-          <w:left w:val="nil"/>
-          <w:bottom w:val="nil"/>
-          <w:right w:val="nil"/>
-          <w:between w:val="nil"/>
-        </w:pBdr>
-        <w:rPr>
-          <w:color w:val="000000"/>
-        </w:rPr>
-      </w:pPr>
-      <w:r>
-        <w:rPr>
-          <w:rFonts w:ascii="Arial Unicode MS" w:eastAsia="Arial Unicode MS" w:hAnsi="Arial Unicode MS" w:cs="Arial Unicode MS"/>
-          <w:color w:val="000000"/>
-        </w:rPr>
-        <w:t>作品</w:t>
-      </w:r>
-      <w:proofErr w:type="gramStart"/>
-      <w:r>
-        <w:rPr>
-          <w:rFonts w:ascii="Arial Unicode MS" w:eastAsia="Arial Unicode MS" w:hAnsi="Arial Unicode MS" w:cs="Arial Unicode MS"/>
-          <w:color w:val="000000"/>
-        </w:rPr>
-        <w:t>一</w:t>
-      </w:r>
-      <w:proofErr w:type="gramEnd"/>
-      <w:r>
-        <w:rPr>
-          <w:rFonts w:ascii="Arial Unicode MS" w:eastAsia="Arial Unicode MS" w:hAnsi="Arial Unicode MS" w:cs="Arial Unicode MS"/>
-          <w:color w:val="000000"/>
-        </w:rPr>
-        <w:t xml:space="preserve">：未來道具使用情境分析網站  </w:t>
-      </w:r>
-    </w:p>
-    <w:p>
-      <w:pPr>
-        <w:widowControl w:val="0"/>
-        <w:pBdr>
-          <w:top w:val="nil"/>
-          <w:left w:val="nil"/>
-          <w:bottom w:val="nil"/>
-          <w:right w:val="nil"/>
-          <w:between w:val="nil"/>
-        </w:pBdr>
-        <w:rPr>
-          <w:color w:val="000000"/>
-        </w:rPr>
-      </w:pPr>
-      <w:r>
-        <w:rPr>
-          <w:rFonts w:ascii="Arial Unicode MS" w:eastAsia="Arial Unicode MS" w:hAnsi="Arial Unicode MS" w:cs="Arial Unicode MS"/>
-          <w:color w:val="000000"/>
-        </w:rPr>
-        <w:t>介紹多種未來道具在日常生活中的應用情境，例如任意門、竹蜻蜓、時光機等，分析它們能解決什麼問題，以及可能帶來哪些風險。</w:t>
-      </w:r>
-    </w:p>
-    <w:p>
-      <w:pPr>
-        <w:widowControl w:val="0"/>
-        <w:pBdr>
-          <w:top w:val="nil"/>
-          <w:left w:val="nil"/>
-          <w:bottom w:val="nil"/>
-          <w:right w:val="nil"/>
-          <w:between w:val="nil"/>
-        </w:pBdr>
-        <w:rPr>
-          <w:color w:val="000000"/>
-        </w:rPr>
-      </w:pPr>
-    </w:p>
-    <w:p>
-      <w:pPr>
-        <w:widowControl w:val="0"/>
-        <w:pBdr>
-          <w:top w:val="nil"/>
-          <w:left w:val="nil"/>
-          <w:bottom w:val="nil"/>
-          <w:right w:val="nil"/>
-          <w:between w:val="nil"/>
-        </w:pBdr>
-        <w:rPr>
-          <w:color w:val="000000"/>
-        </w:rPr>
-      </w:pPr>
-      <w:r>
-        <w:rPr>
-          <w:rFonts w:ascii="Arial Unicode MS" w:eastAsia="Arial Unicode MS" w:hAnsi="Arial Unicode MS" w:cs="Arial Unicode MS"/>
-          <w:color w:val="000000"/>
-        </w:rPr>
-        <w:t xml:space="preserve">作品二：AI 學習陪伴助理企劃  </w:t>
-      </w:r>
-    </w:p>
-    <w:p>
-      <w:pPr>
-        <w:widowControl w:val="0"/>
-        <w:pBdr>
-          <w:top w:val="nil"/>
-          <w:left w:val="nil"/>
-          <w:bottom w:val="nil"/>
-          <w:right w:val="nil"/>
-          <w:between w:val="nil"/>
-        </w:pBdr>
-        <w:rPr>
-          <w:color w:val="000000"/>
-        </w:rPr>
-      </w:pPr>
-      <w:r>
-        <w:rPr>
-          <w:rFonts w:ascii="Arial Unicode MS" w:eastAsia="Arial Unicode MS" w:hAnsi="Arial Unicode MS" w:cs="Arial Unicode MS"/>
-          <w:color w:val="000000"/>
-        </w:rPr>
-        <w:t>針對容易分心、學習動機不足的學生，設計一個能提醒作業、安排讀書計畫、鼓勵使用者持續努力的 AI 助理。</w:t>
-      </w:r>
-    </w:p>
-    <w:p>
-      <w:pPr>
-        <w:widowControl w:val="0"/>
-        <w:pBdr>
-          <w:top w:val="nil"/>
-          <w:left w:val="nil"/>
-          <w:bottom w:val="nil"/>
-          <w:right w:val="nil"/>
-          <w:between w:val="nil"/>
-        </w:pBdr>
-        <w:rPr>
-          <w:color w:val="000000"/>
-        </w:rPr>
-      </w:pPr>
-    </w:p>
-    <w:p>
-      <w:pPr>
-        <w:widowControl w:val="0"/>
-        <w:pBdr>
-          <w:top w:val="nil"/>
-          <w:left w:val="nil"/>
-          <w:bottom w:val="nil"/>
-          <w:right w:val="nil"/>
-          <w:between w:val="nil"/>
-        </w:pBdr>
-        <w:rPr>
-          <w:color w:val="000000"/>
-        </w:rPr>
-      </w:pPr>
-      <w:r>
-        <w:rPr>
-          <w:rFonts w:ascii="Arial Unicode MS" w:eastAsia="Arial Unicode MS" w:hAnsi="Arial Unicode MS" w:cs="Arial Unicode MS"/>
-          <w:color w:val="000000"/>
-        </w:rPr>
-        <w:t>作品</w:t>
-      </w:r>
-      <w:proofErr w:type="gramStart"/>
-      <w:r>
-        <w:rPr>
-          <w:rFonts w:ascii="Arial Unicode MS" w:eastAsia="Arial Unicode MS" w:hAnsi="Arial Unicode MS" w:cs="Arial Unicode MS"/>
-          <w:color w:val="000000"/>
-        </w:rPr>
-        <w:t>三</w:t>
-      </w:r>
-      <w:proofErr w:type="gramEnd"/>
-      <w:r>
-        <w:rPr>
-          <w:rFonts w:ascii="Arial Unicode MS" w:eastAsia="Arial Unicode MS" w:hAnsi="Arial Unicode MS" w:cs="Arial Unicode MS"/>
-          <w:color w:val="000000"/>
-        </w:rPr>
-        <w:t xml:space="preserve">：安心放學路線地圖  </w:t>
-      </w:r>
-    </w:p>
-    <w:p>
-      <w:pPr>
-        <w:widowControl w:val="0"/>
-        <w:pBdr>
-          <w:top w:val="nil"/>
-          <w:left w:val="nil"/>
-          <w:bottom w:val="nil"/>
-          <w:right w:val="nil"/>
-          <w:between w:val="nil"/>
-        </w:pBdr>
-        <w:rPr>
-          <w:color w:val="000000"/>
-        </w:rPr>
-      </w:pPr>
-      <w:r>
-        <w:rPr>
-          <w:rFonts w:ascii="Arial Unicode MS" w:eastAsia="Arial Unicode MS" w:hAnsi="Arial Unicode MS" w:cs="Arial Unicode MS"/>
-          <w:color w:val="000000"/>
-        </w:rPr>
-        <w:t>以小學生放學安全為主題，設計一個能標示安全路線、危險路口與朋友集合點的互動地圖。</w:t>
-      </w:r>
-    </w:p>
-    <w:p>
-      <w:pPr>
-        <w:widowControl w:val="0"/>
-        <w:pBdr>
-          <w:top w:val="nil"/>
-          <w:left w:val="nil"/>
-          <w:bottom w:val="nil"/>
-          <w:right w:val="nil"/>
-          <w:between w:val="nil"/>
-        </w:pBdr>
-        <w:rPr>
-          <w:color w:val="000000"/>
-        </w:rPr>
-      </w:pPr>
-    </w:p>
-    <w:p>
-      <w:pPr>
-        <w:widowControl w:val="0"/>
-        <w:pBdr>
-          <w:top w:val="nil"/>
-          <w:left w:val="nil"/>
-          <w:bottom w:val="nil"/>
-          <w:right w:val="nil"/>
-          <w:between w:val="nil"/>
-        </w:pBdr>
-        <w:rPr>
-          <w:color w:val="000000"/>
-        </w:rPr>
-      </w:pPr>
-      <w:r>
-        <w:rPr>
-          <w:rFonts w:ascii="Arial Unicode MS" w:eastAsia="Arial Unicode MS" w:hAnsi="Arial Unicode MS" w:cs="Arial Unicode MS"/>
-          <w:color w:val="000000"/>
-        </w:rPr>
-        <w:t>9. 我最想被別人看到的優點：</w:t>
-      </w:r>
-    </w:p>
-    <w:p>
-      <w:pPr>
-        <w:widowControl w:val="0"/>
-        <w:pBdr>
-          <w:top w:val="nil"/>
-          <w:left w:val="nil"/>
-          <w:bottom w:val="nil"/>
-          <w:right w:val="nil"/>
-          <w:between w:val="nil"/>
-        </w:pBdr>
-        <w:rPr>
-          <w:color w:val="000000"/>
-        </w:rPr>
-      </w:pPr>
-      <w:r>
-        <w:rPr>
-          <w:rFonts w:ascii="Arial Unicode MS" w:eastAsia="Arial Unicode MS" w:hAnsi="Arial Unicode MS" w:cs="Arial Unicode MS"/>
-          <w:color w:val="000000"/>
-        </w:rPr>
-        <w:t>我不是成績最好、反應最快的人，但我很能理解普通學生在學習、人際與生活中遇到的挫折，因此希望設計出真正能幫助人的科技產品。</w:t>
-      </w:r>
-    </w:p>
-    <w:p>
-      <w:pPr>
-        <w:widowControl w:val="0"/>
-        <w:pBdr>
-          <w:top w:val="nil"/>
-          <w:left w:val="nil"/>
-          <w:bottom w:val="nil"/>
-          <w:right w:val="nil"/>
-          <w:between w:val="nil"/>
-        </w:pBdr>
-        <w:rPr>
-          <w:color w:val="000000"/>
-        </w:rPr>
-      </w:pPr>
-    </w:p>
-    <w:p>
-      <w:pPr>
-        <w:widowControl w:val="0"/>
-        <w:pBdr>
-          <w:top w:val="nil"/>
-          <w:left w:val="nil"/>
-          <w:bottom w:val="nil"/>
-          <w:right w:val="nil"/>
-          <w:between w:val="nil"/>
-        </w:pBdr>
-        <w:rPr>
-          <w:color w:val="000000"/>
-        </w:rPr>
-      </w:pPr>
-      <w:r>
-        <w:rPr>
-          <w:rFonts w:ascii="Arial Unicode MS" w:eastAsia="Arial Unicode MS" w:hAnsi="Arial Unicode MS" w:cs="Arial Unicode MS"/>
-          <w:color w:val="000000"/>
-        </w:rPr>
-        <w:t>10. 我的學習經歷或工作經驗：</w:t>
-      </w:r>
-    </w:p>
-    <w:p>
-      <w:pPr>
-        <w:widowControl w:val="0"/>
-        <w:pBdr>
-          <w:top w:val="nil"/>
-          <w:left w:val="nil"/>
-          <w:bottom w:val="nil"/>
-          <w:right w:val="nil"/>
-          <w:between w:val="nil"/>
-        </w:pBdr>
-        <w:rPr>
-          <w:color w:val="000000"/>
-        </w:rPr>
-      </w:pPr>
-      <w:r>
-        <w:rPr>
-          <w:rFonts w:ascii="Arial Unicode MS" w:eastAsia="Arial Unicode MS" w:hAnsi="Arial Unicode MS" w:cs="Arial Unicode MS"/>
-          <w:color w:val="000000"/>
-        </w:rPr>
-        <w:t>- 曾修習未來科技概論、互動設計、基礎程式設計、教育科技與使用者體驗設計等課程。</w:t>
-      </w:r>
-    </w:p>
-    <w:p>
-      <w:pPr>
-        <w:widowControl w:val="0"/>
-        <w:pBdr>
-          <w:top w:val="nil"/>
-          <w:left w:val="nil"/>
-          <w:bottom w:val="nil"/>
-          <w:right w:val="nil"/>
-          <w:between w:val="nil"/>
-        </w:pBdr>
-        <w:rPr>
-          <w:color w:val="000000"/>
-        </w:rPr>
-      </w:pPr>
-      <w:r>
-        <w:rPr>
-          <w:rFonts w:ascii="Arial Unicode MS" w:eastAsia="Arial Unicode MS" w:hAnsi="Arial Unicode MS" w:cs="Arial Unicode MS"/>
-          <w:color w:val="000000"/>
-        </w:rPr>
-        <w:t>- 參與「未來道具與生活問題解決」專題，負責情境發想、使用者故事與簡報呈現。</w:t>
-      </w:r>
-    </w:p>
-    <w:p>
-      <w:pPr>
-        <w:widowControl w:val="0"/>
-        <w:pBdr>
-          <w:top w:val="nil"/>
-          <w:left w:val="nil"/>
-          <w:bottom w:val="nil"/>
-          <w:right w:val="nil"/>
-          <w:between w:val="nil"/>
-        </w:pBdr>
-        <w:rPr>
-          <w:color w:val="000000"/>
-        </w:rPr>
-      </w:pPr>
-      <w:r>
-        <w:rPr>
-          <w:rFonts w:ascii="Arial Unicode MS" w:eastAsia="Arial Unicode MS" w:hAnsi="Arial Unicode MS" w:cs="Arial Unicode MS"/>
-          <w:color w:val="000000"/>
-        </w:rPr>
-        <w:t>- 曾協助同學整理課堂資料、規劃讀書時間表，並設計簡單的學習提醒工具。</w:t>
-      </w:r>
-    </w:p>
-    <w:p>
-      <w:pPr>
-        <w:widowControl w:val="0"/>
-        <w:pBdr>
-          <w:top w:val="nil"/>
-          <w:left w:val="nil"/>
-          <w:bottom w:val="nil"/>
-          <w:right w:val="nil"/>
-          <w:between w:val="nil"/>
-        </w:pBdr>
-        <w:rPr>
-          <w:color w:val="000000"/>
-        </w:rPr>
-      </w:pPr>
-      <w:r>
-        <w:rPr>
-          <w:rFonts w:ascii="Arial Unicode MS" w:eastAsia="Arial Unicode MS" w:hAnsi="Arial Unicode MS" w:cs="Arial Unicode MS"/>
-          <w:color w:val="000000"/>
-        </w:rPr>
-        <w:t>- 在團隊中常扮演「提出使用者困難」與「檢查產品是否真的好用」的角色。</w:t>
-      </w:r>
-    </w:p>
-    <w:p>
-      <w:pPr>
-        <w:widowControl w:val="0"/>
-        <w:pBdr>
-          <w:top w:val="nil"/>
-          <w:left w:val="nil"/>
-          <w:bottom w:val="nil"/>
-          <w:right w:val="nil"/>
-          <w:between w:val="nil"/>
-        </w:pBdr>
-        <w:rPr>
-          <w:color w:val="000000"/>
-        </w:rPr>
-      </w:pPr>
-    </w:p>
-    <w:p>
-      <w:pPr>
-        <w:widowControl w:val="0"/>
-        <w:pBdr>
-          <w:top w:val="nil"/>
-          <w:left w:val="nil"/>
-          <w:bottom w:val="nil"/>
-          <w:right w:val="nil"/>
-          <w:between w:val="nil"/>
-        </w:pBdr>
-        <w:rPr>
-          <w:color w:val="000000"/>
-        </w:rPr>
-      </w:pPr>
-      <w:r>
-        <w:rPr>
-          <w:rFonts w:ascii="Arial Unicode MS" w:eastAsia="Arial Unicode MS" w:hAnsi="Arial Unicode MS" w:cs="Arial Unicode MS"/>
-          <w:color w:val="000000"/>
-        </w:rPr>
-        <w:t>11. 我的得獎、證照或特殊成果：</w:t>
-      </w:r>
-    </w:p>
-    <w:p>
-      <w:pPr>
-        <w:widowControl w:val="0"/>
-        <w:pBdr>
-          <w:top w:val="nil"/>
-          <w:left w:val="nil"/>
-          <w:bottom w:val="nil"/>
-          <w:right w:val="nil"/>
-          <w:between w:val="nil"/>
-        </w:pBdr>
-        <w:rPr>
-          <w:color w:val="000000"/>
-        </w:rPr>
-      </w:pPr>
-      <w:r>
-        <w:rPr>
-          <w:rFonts w:ascii="Arial Unicode MS" w:eastAsia="Arial Unicode MS" w:hAnsi="Arial Unicode MS" w:cs="Arial Unicode MS"/>
-          <w:color w:val="000000"/>
-        </w:rPr>
-        <w:t>- 校內「未來生活創意提案」佳作</w:t>
-      </w:r>
-    </w:p>
-    <w:p>
-      <w:pPr>
-        <w:widowControl w:val="0"/>
-        <w:pBdr>
-          <w:top w:val="nil"/>
-          <w:left w:val="nil"/>
-          <w:bottom w:val="nil"/>
-          <w:right w:val="nil"/>
-          <w:between w:val="nil"/>
-        </w:pBdr>
-        <w:rPr>
-          <w:color w:val="000000"/>
-        </w:rPr>
-      </w:pPr>
-      <w:r>
-        <w:rPr>
-          <w:rFonts w:ascii="Arial Unicode MS" w:eastAsia="Arial Unicode MS" w:hAnsi="Arial Unicode MS" w:cs="Arial Unicode MS"/>
-          <w:color w:val="000000"/>
-        </w:rPr>
-        <w:t>- 完成 AI 工具應用基礎課程</w:t>
-      </w:r>
-    </w:p>
-    <w:p>
-      <w:pPr>
-        <w:widowControl w:val="0"/>
-        <w:pBdr>
-          <w:top w:val="nil"/>
-          <w:left w:val="nil"/>
-          <w:bottom w:val="nil"/>
-          <w:right w:val="nil"/>
-          <w:between w:val="nil"/>
-        </w:pBdr>
-        <w:rPr>
-          <w:color w:val="000000"/>
-        </w:rPr>
-      </w:pPr>
-      <w:r>
-        <w:rPr>
-          <w:rFonts w:ascii="Arial Unicode MS" w:eastAsia="Arial Unicode MS" w:hAnsi="Arial Unicode MS" w:cs="Arial Unicode MS"/>
-          <w:color w:val="000000"/>
-        </w:rPr>
-        <w:t>- 完成個人介紹網站並部署至 GitHub Pages</w:t>
-      </w:r>
-    </w:p>
-    <w:p>
-      <w:pPr>
-        <w:widowControl w:val="0"/>
-        <w:pBdr>
-          <w:top w:val="nil"/>
-          <w:left w:val="nil"/>
-          <w:bottom w:val="nil"/>
-          <w:right w:val="nil"/>
-          <w:between w:val="nil"/>
-        </w:pBdr>
-        <w:rPr>
-          <w:color w:val="000000"/>
-        </w:rPr>
-      </w:pPr>
-      <w:r>
-        <w:rPr>
-          <w:rFonts w:ascii="Arial Unicode MS" w:eastAsia="Arial Unicode MS" w:hAnsi="Arial Unicode MS" w:cs="Arial Unicode MS"/>
-          <w:color w:val="000000"/>
-        </w:rPr>
-        <w:t>- 參與「兒童學習陪伴產品」專題展示</w:t>
-      </w:r>
-    </w:p>
-    <w:p>
-      <w:pPr>
-        <w:widowControl w:val="0"/>
-        <w:pBdr>
-          <w:top w:val="nil"/>
-          <w:left w:val="nil"/>
-          <w:bottom w:val="nil"/>
-          <w:right w:val="nil"/>
-          <w:between w:val="nil"/>
-        </w:pBdr>
-        <w:rPr>
-          <w:color w:val="000000"/>
-        </w:rPr>
-      </w:pPr>
-      <w:r>
-        <w:rPr>
-          <w:rFonts w:ascii="Arial Unicode MS" w:eastAsia="Arial Unicode MS" w:hAnsi="Arial Unicode MS" w:cs="Arial Unicode MS"/>
-          <w:color w:val="000000"/>
-        </w:rPr>
-        <w:t>- 曾以「如果任意門成為公共交通工具」為題進行專題簡報</w:t>
-      </w:r>
-    </w:p>
-    <w:p>
-      <w:pPr>
-        <w:widowControl w:val="0"/>
-        <w:pBdr>
-          <w:top w:val="nil"/>
-          <w:left w:val="nil"/>
-          <w:bottom w:val="nil"/>
-          <w:right w:val="nil"/>
-          <w:between w:val="nil"/>
-        </w:pBdr>
-        <w:rPr>
+        <w:t>**8. 我做過的 2～3 個作品：**</w:t>
+      </w:r>
+    </w:p>
+    <w:p>
+      <w:pPr>
+        <w:widowControl w:val="0"/>
+        <w:pBdr>
+          <w:top w:val="nil"/>
+          <w:left w:val="nil"/>
+          <w:bottom w:val="nil"/>
+          <w:right w:val="nil"/>
+          <w:between w:val="nil"/>
+        </w:pBdr>
+        <w:rPr>
+          <w:rFonts w:ascii="Arial Unicode MS" w:eastAsia="Arial Unicode MS" w:hAnsi="Arial Unicode MS" w:cs="Arial Unicode MS" w:hint="eastAsia"/>
+          <w:color w:val="000000"/>
+        </w:rPr>
+      </w:pPr>
+      <w:r>
+        <w:rPr>
+          <w:rFonts w:ascii="Arial Unicode MS" w:eastAsia="Arial Unicode MS" w:hAnsi="Arial Unicode MS" w:cs="Arial Unicode MS" w:hint="eastAsia"/>
+          <w:color w:val="000000"/>
+        </w:rPr>
+        <w:t>**作品一：林投姐主題展覽企劃**</w:t>
+      </w:r>
+    </w:p>
+    <w:p>
+      <w:pPr>
+        <w:widowControl w:val="0"/>
+        <w:pBdr>
+          <w:top w:val="nil"/>
+          <w:left w:val="nil"/>
+          <w:bottom w:val="nil"/>
+          <w:right w:val="nil"/>
+          <w:between w:val="nil"/>
+        </w:pBdr>
+        <w:rPr>
+          <w:rFonts w:ascii="Arial Unicode MS" w:eastAsia="Arial Unicode MS" w:hAnsi="Arial Unicode MS" w:cs="Arial Unicode MS" w:hint="eastAsia"/>
+          <w:color w:val="000000"/>
+        </w:rPr>
+      </w:pPr>
+      <w:r>
+        <w:rPr>
+          <w:rFonts w:ascii="Arial Unicode MS" w:eastAsia="Arial Unicode MS" w:hAnsi="Arial Unicode MS" w:cs="Arial Unicode MS" w:hint="eastAsia"/>
+          <w:color w:val="000000"/>
+        </w:rPr>
+        <w:t>以臺灣民間故事「林投姐」為主題，進行展覽內容規劃與視覺發想。作品透過故事背景、角色形象與地方傳說的整理，將傳統民俗故事轉化為展覽內容，讓觀眾能用更容易理解的方式認識臺灣民間故事與地方文化。</w:t>
+      </w:r>
+    </w:p>
+    <w:p>
+      <w:pPr>
+        <w:widowControl w:val="0"/>
+        <w:pBdr>
+          <w:top w:val="nil"/>
+          <w:left w:val="nil"/>
+          <w:bottom w:val="nil"/>
+          <w:right w:val="nil"/>
+          <w:between w:val="nil"/>
+        </w:pBdr>
+        <w:rPr>
+          <w:rFonts w:ascii="Arial Unicode MS" w:eastAsia="Arial Unicode MS" w:hAnsi="Arial Unicode MS" w:cs="Arial Unicode MS"/>
+          <w:color w:val="000000"/>
+        </w:rPr>
+      </w:pPr>
+    </w:p>
+    <w:p>
+      <w:pPr>
+        <w:widowControl w:val="0"/>
+        <w:pBdr>
+          <w:top w:val="nil"/>
+          <w:left w:val="nil"/>
+          <w:bottom w:val="nil"/>
+          <w:right w:val="nil"/>
+          <w:between w:val="nil"/>
+        </w:pBdr>
+        <w:rPr>
+          <w:rFonts w:ascii="Arial Unicode MS" w:eastAsia="Arial Unicode MS" w:hAnsi="Arial Unicode MS" w:cs="Arial Unicode MS" w:hint="eastAsia"/>
+          <w:color w:val="000000"/>
+        </w:rPr>
+      </w:pPr>
+      <w:r>
+        <w:rPr>
+          <w:rFonts w:ascii="Arial Unicode MS" w:eastAsia="Arial Unicode MS" w:hAnsi="Arial Unicode MS" w:cs="Arial Unicode MS" w:hint="eastAsia"/>
+          <w:color w:val="000000"/>
+        </w:rPr>
+        <w:t>**作品二：手不釋捲——潤餅文化傳承專題展覽**</w:t>
+      </w:r>
+    </w:p>
+    <w:p>
+      <w:pPr>
+        <w:widowControl w:val="0"/>
+        <w:pBdr>
+          <w:top w:val="nil"/>
+          <w:left w:val="nil"/>
+          <w:bottom w:val="nil"/>
+          <w:right w:val="nil"/>
+          <w:between w:val="nil"/>
+        </w:pBdr>
+        <w:rPr>
+          <w:rFonts w:ascii="Arial Unicode MS" w:eastAsia="Arial Unicode MS" w:hAnsi="Arial Unicode MS" w:cs="Arial Unicode MS" w:hint="eastAsia"/>
+          <w:color w:val="000000"/>
+        </w:rPr>
+      </w:pPr>
+      <w:r>
+        <w:rPr>
+          <w:rFonts w:ascii="Arial Unicode MS" w:eastAsia="Arial Unicode MS" w:hAnsi="Arial Unicode MS" w:cs="Arial Unicode MS" w:hint="eastAsia"/>
+          <w:color w:val="000000"/>
+        </w:rPr>
+        <w:t>以臺灣傳統小吃「潤餅」為主題，規劃一個結合節慶記憶、家庭情感與地方飲食文化的專題展覽。內容從潤餅與清明節的連結出發，整理南北潤餅在口味、食材與文化意涵上的差異，讓觀眾了解潤餅不只是傳統小吃，也具有地方特色與文化價值。</w:t>
+      </w:r>
+    </w:p>
+    <w:p>
+      <w:pPr>
+        <w:widowControl w:val="0"/>
+        <w:pBdr>
+          <w:top w:val="nil"/>
+          <w:left w:val="nil"/>
+          <w:bottom w:val="nil"/>
+          <w:right w:val="nil"/>
+          <w:between w:val="nil"/>
+        </w:pBdr>
+        <w:rPr>
+          <w:rFonts w:ascii="Arial Unicode MS" w:eastAsia="Arial Unicode MS" w:hAnsi="Arial Unicode MS" w:cs="Arial Unicode MS"/>
+          <w:color w:val="000000"/>
+        </w:rPr>
+      </w:pPr>
+    </w:p>
+    <w:p>
+      <w:pPr>
+        <w:widowControl w:val="0"/>
+        <w:pBdr>
+          <w:top w:val="nil"/>
+          <w:left w:val="nil"/>
+          <w:bottom w:val="nil"/>
+          <w:right w:val="nil"/>
+          <w:between w:val="nil"/>
+        </w:pBdr>
+        <w:rPr>
+          <w:rFonts w:ascii="Arial Unicode MS" w:eastAsia="Arial Unicode MS" w:hAnsi="Arial Unicode MS" w:cs="Arial Unicode MS" w:hint="eastAsia"/>
+          <w:color w:val="000000"/>
+        </w:rPr>
+      </w:pPr>
+      <w:r>
+        <w:rPr>
+          <w:rFonts w:ascii="Arial Unicode MS" w:eastAsia="Arial Unicode MS" w:hAnsi="Arial Unicode MS" w:cs="Arial Unicode MS" w:hint="eastAsia"/>
+          <w:color w:val="000000"/>
+        </w:rPr>
+        <w:t>**作品三：潤餅筆袋與文創商品設計**</w:t>
+      </w:r>
+    </w:p>
+    <w:p>
+      <w:pPr>
+        <w:widowControl w:val="0"/>
+        <w:pBdr>
+          <w:top w:val="nil"/>
+          <w:left w:val="nil"/>
+          <w:bottom w:val="nil"/>
+          <w:right w:val="nil"/>
+          <w:between w:val="nil"/>
+        </w:pBdr>
+        <w:rPr>
+          <w:rFonts w:ascii="Arial Unicode MS" w:eastAsia="Arial Unicode MS" w:hAnsi="Arial Unicode MS" w:cs="Arial Unicode MS" w:hint="eastAsia"/>
+          <w:color w:val="000000"/>
+        </w:rPr>
+      </w:pPr>
+      <w:r>
+        <w:rPr>
+          <w:rFonts w:ascii="Arial Unicode MS" w:eastAsia="Arial Unicode MS" w:hAnsi="Arial Unicode MS" w:cs="Arial Unicode MS" w:hint="eastAsia"/>
+          <w:color w:val="000000"/>
+        </w:rPr>
+        <w:t>延伸潤餅文化專題展覽的概念，將南北潤餅的配料特色轉化為文創商品設計。主要作品包含潤餅筆袋、造型筆、15 公分直尺與鑰匙圈等周邊商品。作品希望透過插畫與日常用品的結合，讓傳統飲食文化以更貼近生活的方式被看見與延續。</w:t>
+      </w:r>
+    </w:p>
+    <w:p>
+      <w:pPr>
+        <w:widowControl w:val="0"/>
+        <w:pBdr>
+          <w:top w:val="nil"/>
+          <w:left w:val="nil"/>
+          <w:bottom w:val="nil"/>
+          <w:right w:val="nil"/>
+          <w:between w:val="nil"/>
+        </w:pBdr>
+        <w:rPr>
+          <w:rFonts w:ascii="Arial Unicode MS" w:eastAsia="Arial Unicode MS" w:hAnsi="Arial Unicode MS" w:cs="Arial Unicode MS"/>
+          <w:color w:val="000000"/>
+        </w:rPr>
+      </w:pPr>
+    </w:p>
+    <w:p>
+      <w:pPr>
+        <w:widowControl w:val="0"/>
+        <w:pBdr>
+          <w:top w:val="nil"/>
+          <w:left w:val="nil"/>
+          <w:bottom w:val="nil"/>
+          <w:right w:val="nil"/>
+          <w:between w:val="nil"/>
+        </w:pBdr>
+        <w:rPr>
+          <w:rFonts w:ascii="Arial Unicode MS" w:eastAsia="Arial Unicode MS" w:hAnsi="Arial Unicode MS" w:cs="Arial Unicode MS" w:hint="eastAsia"/>
+          <w:color w:val="000000"/>
+        </w:rPr>
+      </w:pPr>
+      <w:r>
+        <w:rPr>
+          <w:rFonts w:ascii="Arial Unicode MS" w:eastAsia="Arial Unicode MS" w:hAnsi="Arial Unicode MS" w:cs="Arial Unicode MS" w:hint="eastAsia"/>
+          <w:color w:val="000000"/>
+        </w:rPr>
+        <w:t>**9. 我最想被別人看到的優點：**</w:t>
+      </w:r>
+    </w:p>
+    <w:p>
+      <w:pPr>
+        <w:widowControl w:val="0"/>
+        <w:pBdr>
+          <w:top w:val="nil"/>
+          <w:left w:val="nil"/>
+          <w:bottom w:val="nil"/>
+          <w:right w:val="nil"/>
+          <w:between w:val="nil"/>
+        </w:pBdr>
+        <w:rPr>
+          <w:rFonts w:ascii="Arial Unicode MS" w:eastAsia="Arial Unicode MS" w:hAnsi="Arial Unicode MS" w:cs="Arial Unicode MS" w:hint="eastAsia"/>
+          <w:color w:val="000000"/>
+        </w:rPr>
+      </w:pPr>
+      <w:r>
+        <w:rPr>
+          <w:rFonts w:ascii="Arial Unicode MS" w:eastAsia="Arial Unicode MS" w:hAnsi="Arial Unicode MS" w:cs="Arial Unicode MS" w:hint="eastAsia"/>
+          <w:color w:val="000000"/>
+        </w:rPr>
+        <w:t>我不是成績最突出的人，但我願意從生活中觀察問題，並嘗試把想法轉化成具體作品。在專題製作的過程中，我會努力參與討論、整理資料，也會配合團隊分工完成自己負責的部分。我希望別人看到的是，我雖然還在學習，但願意慢慢累積經驗，並把作品一步一步完成。</w:t>
+      </w:r>
+    </w:p>
+    <w:p>
+      <w:pPr>
+        <w:widowControl w:val="0"/>
+        <w:pBdr>
+          <w:top w:val="nil"/>
+          <w:left w:val="nil"/>
+          <w:bottom w:val="nil"/>
+          <w:right w:val="nil"/>
+          <w:between w:val="nil"/>
+        </w:pBdr>
+        <w:rPr>
+          <w:rFonts w:ascii="Arial Unicode MS" w:eastAsia="Arial Unicode MS" w:hAnsi="Arial Unicode MS" w:cs="Arial Unicode MS"/>
+          <w:color w:val="000000"/>
+        </w:rPr>
+      </w:pPr>
+    </w:p>
+    <w:p>
+      <w:pPr>
+        <w:widowControl w:val="0"/>
+        <w:pBdr>
+          <w:top w:val="nil"/>
+          <w:left w:val="nil"/>
+          <w:bottom w:val="nil"/>
+          <w:right w:val="nil"/>
+          <w:between w:val="nil"/>
+        </w:pBdr>
+        <w:rPr>
+          <w:rFonts w:ascii="Arial Unicode MS" w:eastAsia="Arial Unicode MS" w:hAnsi="Arial Unicode MS" w:cs="Arial Unicode MS" w:hint="eastAsia"/>
+          <w:color w:val="000000"/>
+        </w:rPr>
+      </w:pPr>
+      <w:r>
+        <w:rPr>
+          <w:rFonts w:ascii="Arial Unicode MS" w:eastAsia="Arial Unicode MS" w:hAnsi="Arial Unicode MS" w:cs="Arial Unicode MS" w:hint="eastAsia"/>
+          <w:color w:val="000000"/>
+        </w:rPr>
+        <w:t>**10. 我的學習經歷或工作經驗：**</w:t>
+      </w:r>
+    </w:p>
+    <w:p>
+      <w:pPr>
+        <w:widowControl w:val="0"/>
+        <w:pBdr>
+          <w:top w:val="nil"/>
+          <w:left w:val="nil"/>
+          <w:bottom w:val="nil"/>
+          <w:right w:val="nil"/>
+          <w:between w:val="nil"/>
+        </w:pBdr>
+        <w:rPr>
+          <w:rFonts w:ascii="Arial Unicode MS" w:eastAsia="Arial Unicode MS" w:hAnsi="Arial Unicode MS" w:cs="Arial Unicode MS" w:hint="eastAsia"/>
+          <w:color w:val="000000"/>
+        </w:rPr>
+      </w:pPr>
+      <w:r>
+        <w:rPr>
+          <w:rFonts w:ascii="Arial Unicode MS" w:eastAsia="Arial Unicode MS" w:hAnsi="Arial Unicode MS" w:cs="Arial Unicode MS" w:hint="eastAsia"/>
+          <w:color w:val="000000"/>
+        </w:rPr>
+        <w:t>* 曾修習文化創意、展覽規劃、文創商品設計、基礎設計與簡報表達等相關課程。</w:t>
+      </w:r>
+    </w:p>
+    <w:p>
+      <w:pPr>
+        <w:widowControl w:val="0"/>
+        <w:pBdr>
+          <w:top w:val="nil"/>
+          <w:left w:val="nil"/>
+          <w:bottom w:val="nil"/>
+          <w:right w:val="nil"/>
+          <w:between w:val="nil"/>
+        </w:pBdr>
+        <w:rPr>
+          <w:rFonts w:ascii="Arial Unicode MS" w:eastAsia="Arial Unicode MS" w:hAnsi="Arial Unicode MS" w:cs="Arial Unicode MS" w:hint="eastAsia"/>
+          <w:color w:val="000000"/>
+        </w:rPr>
+      </w:pPr>
+      <w:r>
+        <w:rPr>
+          <w:rFonts w:ascii="Arial Unicode MS" w:eastAsia="Arial Unicode MS" w:hAnsi="Arial Unicode MS" w:cs="Arial Unicode MS" w:hint="eastAsia"/>
+          <w:color w:val="000000"/>
+        </w:rPr>
+        <w:t>* 參與林投姐主題展覽企劃，學習如何整理故事背景、規劃展覽內容並轉化成視覺呈現。</w:t>
+      </w:r>
+    </w:p>
+    <w:p>
+      <w:pPr>
+        <w:widowControl w:val="0"/>
+        <w:pBdr>
+          <w:top w:val="nil"/>
+          <w:left w:val="nil"/>
+          <w:bottom w:val="nil"/>
+          <w:right w:val="nil"/>
+          <w:between w:val="nil"/>
+        </w:pBdr>
+        <w:rPr>
+          <w:rFonts w:ascii="Arial Unicode MS" w:eastAsia="Arial Unicode MS" w:hAnsi="Arial Unicode MS" w:cs="Arial Unicode MS" w:hint="eastAsia"/>
+          <w:color w:val="000000"/>
+        </w:rPr>
+      </w:pPr>
+      <w:r>
+        <w:rPr>
+          <w:rFonts w:ascii="Arial Unicode MS" w:eastAsia="Arial Unicode MS" w:hAnsi="Arial Unicode MS" w:cs="Arial Unicode MS" w:hint="eastAsia"/>
+          <w:color w:val="000000"/>
+        </w:rPr>
+        <w:t>* 參與「手不釋捲——潤餅文化傳承與文創設計」專題，負責資料整理、文化轉譯、商品發想與成果呈現。</w:t>
+      </w:r>
+    </w:p>
+    <w:p>
+      <w:pPr>
+        <w:widowControl w:val="0"/>
+        <w:pBdr>
+          <w:top w:val="nil"/>
+          <w:left w:val="nil"/>
+          <w:bottom w:val="nil"/>
+          <w:right w:val="nil"/>
+          <w:between w:val="nil"/>
+        </w:pBdr>
+        <w:rPr>
+          <w:rFonts w:ascii="Arial Unicode MS" w:eastAsia="Arial Unicode MS" w:hAnsi="Arial Unicode MS" w:cs="Arial Unicode MS" w:hint="eastAsia"/>
+          <w:color w:val="000000"/>
+        </w:rPr>
+      </w:pPr>
+      <w:r>
+        <w:rPr>
+          <w:rFonts w:ascii="Arial Unicode MS" w:eastAsia="Arial Unicode MS" w:hAnsi="Arial Unicode MS" w:cs="Arial Unicode MS" w:hint="eastAsia"/>
+          <w:color w:val="000000"/>
+        </w:rPr>
+        <w:t>* 在團隊專題中，曾協助進行文獻整理、問卷分析、商品規劃與簡報製作，學習如何把地方文化轉化成文創作品。</w:t>
+      </w:r>
+    </w:p>
+    <w:p>
+      <w:pPr>
+        <w:widowControl w:val="0"/>
+        <w:pBdr>
+          <w:top w:val="nil"/>
+          <w:left w:val="nil"/>
+          <w:bottom w:val="nil"/>
+          <w:right w:val="nil"/>
+          <w:between w:val="nil"/>
+        </w:pBdr>
+        <w:rPr>
+          <w:rFonts w:ascii="Arial Unicode MS" w:eastAsia="Arial Unicode MS" w:hAnsi="Arial Unicode MS" w:cs="Arial Unicode MS"/>
+          <w:color w:val="000000"/>
+        </w:rPr>
+      </w:pPr>
+    </w:p>
+    <w:p>
+      <w:pPr>
+        <w:widowControl w:val="0"/>
+        <w:pBdr>
+          <w:top w:val="nil"/>
+          <w:left w:val="nil"/>
+          <w:bottom w:val="nil"/>
+          <w:right w:val="nil"/>
+          <w:between w:val="nil"/>
+        </w:pBdr>
+        <w:rPr>
+          <w:rFonts w:ascii="Arial Unicode MS" w:eastAsia="Arial Unicode MS" w:hAnsi="Arial Unicode MS" w:cs="Arial Unicode MS" w:hint="eastAsia"/>
+          <w:color w:val="000000"/>
+        </w:rPr>
+      </w:pPr>
+      <w:r>
+        <w:rPr>
+          <w:rFonts w:ascii="Arial Unicode MS" w:eastAsia="Arial Unicode MS" w:hAnsi="Arial Unicode MS" w:cs="Arial Unicode MS" w:hint="eastAsia"/>
+          <w:color w:val="000000"/>
+        </w:rPr>
+        <w:lastRenderedPageBreak/>
+        <w:t>**11. 我的得獎、證照或特殊成果：**</w:t>
+      </w:r>
+    </w:p>
+    <w:p>
+      <w:pPr>
+        <w:widowControl w:val="0"/>
+        <w:pBdr>
+          <w:top w:val="nil"/>
+          <w:left w:val="nil"/>
+          <w:bottom w:val="nil"/>
+          <w:right w:val="nil"/>
+          <w:between w:val="nil"/>
+        </w:pBdr>
+        <w:rPr>
+          <w:rFonts w:ascii="Arial Unicode MS" w:eastAsia="Arial Unicode MS" w:hAnsi="Arial Unicode MS" w:cs="Arial Unicode MS" w:hint="eastAsia"/>
+          <w:color w:val="000000"/>
+        </w:rPr>
+      </w:pPr>
+      <w:r>
+        <w:rPr>
+          <w:rFonts w:ascii="Arial Unicode MS" w:eastAsia="Arial Unicode MS" w:hAnsi="Arial Unicode MS" w:cs="Arial Unicode MS" w:hint="eastAsia"/>
+          <w:color w:val="000000"/>
+        </w:rPr>
+        <w:t>* 完成「林投姐主題展覽企劃」作品。</w:t>
+      </w:r>
+    </w:p>
+    <w:p>
+      <w:pPr>
+        <w:widowControl w:val="0"/>
+        <w:pBdr>
+          <w:top w:val="nil"/>
+          <w:left w:val="nil"/>
+          <w:bottom w:val="nil"/>
+          <w:right w:val="nil"/>
+          <w:between w:val="nil"/>
+        </w:pBdr>
+        <w:rPr>
+          <w:rFonts w:ascii="Arial Unicode MS" w:eastAsia="Arial Unicode MS" w:hAnsi="Arial Unicode MS" w:cs="Arial Unicode MS" w:hint="eastAsia"/>
+          <w:color w:val="000000"/>
+        </w:rPr>
+      </w:pPr>
+      <w:r>
+        <w:rPr>
+          <w:rFonts w:ascii="Arial Unicode MS" w:eastAsia="Arial Unicode MS" w:hAnsi="Arial Unicode MS" w:cs="Arial Unicode MS" w:hint="eastAsia"/>
+          <w:color w:val="000000"/>
+        </w:rPr>
+        <w:t>* 完成「手不釋捲——潤餅文化傳承與文創設計」專題。</w:t>
+      </w:r>
+    </w:p>
+    <w:p>
+      <w:pPr>
+        <w:widowControl w:val="0"/>
+        <w:pBdr>
+          <w:top w:val="nil"/>
+          <w:left w:val="nil"/>
+          <w:bottom w:val="nil"/>
+          <w:right w:val="nil"/>
+          <w:between w:val="nil"/>
+        </w:pBdr>
+        <w:rPr>
+          <w:rFonts w:ascii="Arial Unicode MS" w:eastAsia="Arial Unicode MS" w:hAnsi="Arial Unicode MS" w:cs="Arial Unicode MS" w:hint="eastAsia"/>
+          <w:color w:val="000000"/>
+        </w:rPr>
+      </w:pPr>
+      <w:r>
+        <w:rPr>
+          <w:rFonts w:ascii="Arial Unicode MS" w:eastAsia="Arial Unicode MS" w:hAnsi="Arial Unicode MS" w:cs="Arial Unicode MS" w:hint="eastAsia"/>
+          <w:color w:val="000000"/>
+        </w:rPr>
+        <w:t>* 完成潤餅筆袋、造型筆、直尺與鑰匙圈等文創商品設計。</w:t>
+      </w:r>
+    </w:p>
+    <w:p>
+      <w:pPr>
+        <w:widowControl w:val="0"/>
+        <w:pBdr>
+          <w:top w:val="nil"/>
+          <w:left w:val="nil"/>
+          <w:bottom w:val="nil"/>
+          <w:right w:val="nil"/>
+          <w:between w:val="nil"/>
+        </w:pBdr>
+        <w:rPr>
+          <w:rFonts w:ascii="Arial Unicode MS" w:eastAsia="Arial Unicode MS" w:hAnsi="Arial Unicode MS" w:cs="Arial Unicode MS" w:hint="eastAsia"/>
+          <w:color w:val="000000"/>
+        </w:rPr>
+      </w:pPr>
+      <w:r>
+        <w:rPr>
+          <w:rFonts w:ascii="Arial Unicode MS" w:eastAsia="Arial Unicode MS" w:hAnsi="Arial Unicode MS" w:cs="Arial Unicode MS" w:hint="eastAsia"/>
+          <w:color w:val="000000"/>
+        </w:rPr>
+        <w:t>* 參與課堂專題成果展示，並完成展覽規劃、商品設計與簡報呈現。</w:t>
+      </w:r>
+    </w:p>
+    <w:p>
+      <w:pPr>
+        <w:widowControl w:val="0"/>
+        <w:pBdr>
+          <w:top w:val="nil"/>
+          <w:left w:val="nil"/>
+          <w:bottom w:val="nil"/>
+          <w:right w:val="nil"/>
+          <w:between w:val="nil"/>
+        </w:pBdr>
+        <w:rPr>
+          <w:rFonts w:ascii="Arial Unicode MS" w:eastAsia="Arial Unicode MS" w:hAnsi="Arial Unicode MS" w:cs="Arial Unicode MS"/>
+          <w:color w:val="000000"/>
+        </w:rPr>
+      </w:pPr>
+      <w:r>
+        <w:rPr>
+          <w:rFonts w:ascii="Arial Unicode MS" w:eastAsia="Arial Unicode MS" w:hAnsi="Arial Unicode MS" w:cs="Arial Unicode MS" w:hint="eastAsia"/>
+          <w:color w:val="000000"/>
+        </w:rPr>
+        <w:t>* 具備基礎資料整理、簡報製作、文案撰寫與文創商品發想能力</w:t>
+      </w:r>
+      <w:r>
+        <w:rPr>
+          <w:rFonts w:ascii="Arial Unicode MS" w:eastAsia="Arial Unicode MS" w:hAnsi="Arial Unicode MS" w:cs="Arial Unicode MS" w:hint="eastAsia"/>
+          <w:color w:val="000000"/>
+        </w:rPr>
+        <w:t>。</w:t>
+      </w:r>
+    </w:p>
+    <w:p>
+      <w:pPr>
+        <w:widowControl w:val="0"/>
+        <w:pBdr>
+          <w:top w:val="nil"/>
+          <w:left w:val="nil"/>
+          <w:bottom w:val="nil"/>
+          <w:right w:val="nil"/>
+          <w:between w:val="nil"/>
+        </w:pBdr>
+        <w:rPr>
+          <w:rFonts w:hint="eastAsia"/>
           <w:color w:val="000000"/>
         </w:rPr>
       </w:pPr>
@@ -1333,7 +1287,6 @@
           <w:rFonts w:ascii="Arial Unicode MS" w:eastAsia="Arial Unicode MS" w:hAnsi="Arial Unicode MS" w:cs="Arial Unicode MS"/>
           <w:color w:val="000000"/>
         </w:rPr>
-        <w:lastRenderedPageBreak/>
         <w:t>個人網站：</w:t>
       </w:r>
       <w:r>
@@ -1378,230 +1331,91 @@
           <w:rFonts w:ascii="Arial Unicode MS" w:eastAsia="Arial Unicode MS" w:hAnsi="Arial Unicode MS" w:cs="Arial Unicode MS"/>
           <w:color w:val="000000"/>
         </w:rPr>
-        <w:t>13. 我的個人照片：</w:t>
-      </w:r>
-    </w:p>
-    <w:p>
-      <w:pPr>
-        <w:widowControl w:val="0"/>
-        <w:pBdr>
-          <w:top w:val="nil"/>
-          <w:left w:val="nil"/>
-          <w:bottom w:val="nil"/>
-          <w:right w:val="nil"/>
-          <w:between w:val="nil"/>
-        </w:pBdr>
-        <w:rPr>
-          <w:color w:val="000000"/>
-        </w:rPr>
-      </w:pPr>
-      <w:r>
-        <w:rPr>
-          <w:rFonts w:ascii="Arial Unicode MS" w:eastAsia="Arial Unicode MS" w:hAnsi="Arial Unicode MS" w:cs="Arial Unicode MS"/>
-          <w:color w:val="000000"/>
-        </w:rPr>
-        <w:t xml:space="preserve">建議使用一張帶有學生感、親切自然的半身照。  </w:t>
-      </w:r>
-    </w:p>
-    <w:p>
-      <w:pPr>
-        <w:widowControl w:val="0"/>
-        <w:pBdr>
-          <w:top w:val="nil"/>
-          <w:left w:val="nil"/>
-          <w:bottom w:val="nil"/>
-          <w:right w:val="nil"/>
-          <w:between w:val="nil"/>
-        </w:pBdr>
-        <w:rPr>
-          <w:color w:val="000000"/>
-        </w:rPr>
-      </w:pPr>
-      <w:r>
-        <w:rPr>
-          <w:rFonts w:ascii="Arial Unicode MS" w:eastAsia="Arial Unicode MS" w:hAnsi="Arial Unicode MS" w:cs="Arial Unicode MS"/>
-          <w:color w:val="000000"/>
-        </w:rPr>
-        <w:t>風格可以是：戴眼鏡、黃色上衣、藍色短褲或簡潔休閒服裝，背景可使用書桌、房間、學校走廊或空地。</w:t>
-      </w:r>
-    </w:p>
-    <w:p>
-      <w:pPr>
-        <w:widowControl w:val="0"/>
-        <w:pBdr>
-          <w:top w:val="nil"/>
-          <w:left w:val="nil"/>
-          <w:bottom w:val="nil"/>
-          <w:right w:val="nil"/>
-          <w:between w:val="nil"/>
-        </w:pBdr>
-        <w:rPr>
-          <w:color w:val="000000"/>
-        </w:rPr>
-      </w:pPr>
-    </w:p>
-    <w:p>
-      <w:pPr>
-        <w:widowControl w:val="0"/>
-        <w:pBdr>
-          <w:top w:val="nil"/>
-          <w:left w:val="nil"/>
-          <w:bottom w:val="nil"/>
-          <w:right w:val="nil"/>
-          <w:between w:val="nil"/>
-        </w:pBdr>
-        <w:rPr>
-          <w:color w:val="000000"/>
-        </w:rPr>
-      </w:pPr>
-      <w:r>
-        <w:rPr>
-          <w:rFonts w:ascii="Arial Unicode MS" w:eastAsia="Arial Unicode MS" w:hAnsi="Arial Unicode MS" w:cs="Arial Unicode MS"/>
-          <w:color w:val="000000"/>
-        </w:rPr>
-        <w:t>14. 我的履歷 PDF：</w:t>
-      </w:r>
-    </w:p>
-    <w:p>
-      <w:pPr>
-        <w:widowControl w:val="0"/>
-        <w:pBdr>
-          <w:top w:val="nil"/>
-          <w:left w:val="nil"/>
-          <w:bottom w:val="nil"/>
-          <w:right w:val="nil"/>
-          <w:between w:val="nil"/>
-        </w:pBdr>
-        <w:rPr>
-          <w:color w:val="000000"/>
-        </w:rPr>
-      </w:pPr>
-      <w:r>
-        <w:rPr>
-          <w:rFonts w:eastAsia="Arial" w:hint="eastAsia"/>
-          <w:color w:val="000000"/>
-        </w:rPr>
-        <w:t>shihxiang</w:t>
-      </w:r>
-      <w:r>
-        <w:rPr>
-          <w:rFonts w:eastAsia="Arial"/>
-          <w:color w:val="000000"/>
-        </w:rPr>
-        <w:t>-resume.pdf</w:t>
-      </w:r>
-    </w:p>
-    <w:p>
-      <w:pPr>
-        <w:widowControl w:val="0"/>
-        <w:pBdr>
-          <w:top w:val="nil"/>
-          <w:left w:val="nil"/>
-          <w:bottom w:val="nil"/>
-          <w:right w:val="nil"/>
-          <w:between w:val="nil"/>
-        </w:pBdr>
-        <w:rPr>
-          <w:color w:val="000000"/>
-        </w:rPr>
-      </w:pPr>
-    </w:p>
-    <w:p>
-      <w:pPr>
-        <w:widowControl w:val="0"/>
-        <w:pBdr>
-          <w:top w:val="nil"/>
-          <w:left w:val="nil"/>
-          <w:bottom w:val="nil"/>
-          <w:right w:val="nil"/>
-          <w:between w:val="nil"/>
-        </w:pBdr>
-        <w:rPr>
-          <w:color w:val="000000"/>
-        </w:rPr>
-      </w:pPr>
-      <w:r>
-        <w:rPr>
-          <w:rFonts w:ascii="Arial Unicode MS" w:eastAsia="Arial Unicode MS" w:hAnsi="Arial Unicode MS" w:cs="Arial Unicode MS"/>
-          <w:color w:val="000000"/>
-        </w:rPr>
-        <w:t>15. 我喜歡的網站風格：</w:t>
-      </w:r>
-    </w:p>
-    <w:p>
-      <w:pPr>
-        <w:widowControl w:val="0"/>
-        <w:pBdr>
-          <w:top w:val="nil"/>
-          <w:left w:val="nil"/>
-          <w:bottom w:val="nil"/>
-          <w:right w:val="nil"/>
-          <w:between w:val="nil"/>
-        </w:pBdr>
-        <w:rPr>
-          <w:color w:val="000000"/>
-        </w:rPr>
-      </w:pPr>
-      <w:r>
-        <w:rPr>
-          <w:rFonts w:ascii="Arial Unicode MS" w:eastAsia="Arial Unicode MS" w:hAnsi="Arial Unicode MS" w:cs="Arial Unicode MS"/>
-          <w:color w:val="000000"/>
-        </w:rPr>
-        <w:t xml:space="preserve">溫暖、明亮、帶有日系漫畫感與未來科技感的個人網站風格。  </w:t>
-      </w:r>
-    </w:p>
-    <w:p>
-      <w:pPr>
-        <w:widowControl w:val="0"/>
-        <w:pBdr>
-          <w:top w:val="nil"/>
-          <w:left w:val="nil"/>
-          <w:bottom w:val="nil"/>
-          <w:right w:val="nil"/>
-          <w:between w:val="nil"/>
-        </w:pBdr>
-        <w:rPr>
-          <w:color w:val="000000"/>
-        </w:rPr>
-      </w:pPr>
-      <w:proofErr w:type="gramStart"/>
-      <w:r>
-        <w:rPr>
-          <w:rFonts w:ascii="Arial Unicode MS" w:eastAsia="Arial Unicode MS" w:hAnsi="Arial Unicode MS" w:cs="Arial Unicode MS"/>
-          <w:color w:val="000000"/>
-        </w:rPr>
-        <w:t>主色可使用</w:t>
-      </w:r>
-      <w:proofErr w:type="gramEnd"/>
-      <w:r>
-        <w:rPr>
-          <w:rFonts w:ascii="Arial Unicode MS" w:eastAsia="Arial Unicode MS" w:hAnsi="Arial Unicode MS" w:cs="Arial Unicode MS"/>
-          <w:color w:val="000000"/>
-        </w:rPr>
-        <w:t xml:space="preserve">黃色、藍色、白色與淺灰色，版面要簡單親切，不要太嚴肅。  </w:t>
-      </w:r>
-    </w:p>
-    <w:p>
-      <w:pPr>
-        <w:widowControl w:val="0"/>
-        <w:pBdr>
-          <w:top w:val="nil"/>
-          <w:left w:val="nil"/>
-          <w:bottom w:val="nil"/>
-          <w:right w:val="nil"/>
-          <w:between w:val="nil"/>
-        </w:pBdr>
-        <w:rPr>
-          <w:color w:val="000000"/>
-        </w:rPr>
-      </w:pPr>
-      <w:r>
-        <w:rPr>
-          <w:rFonts w:ascii="Arial Unicode MS" w:eastAsia="Arial Unicode MS" w:hAnsi="Arial Unicode MS" w:cs="Arial Unicode MS"/>
-          <w:color w:val="000000"/>
-        </w:rPr>
-        <w:t>網站可以加入「未來道具卡片」、「生活問題解決案例」、「我的成長時間線」等區塊。</w:t>
-      </w:r>
+        <w:t>我喜歡的網站風格：</w:t>
+      </w:r>
+    </w:p>
+    <w:p>
+      <w:pPr>
+        <w:widowControl w:val="0"/>
+        <w:pBdr>
+          <w:top w:val="nil"/>
+          <w:left w:val="nil"/>
+          <w:bottom w:val="nil"/>
+          <w:right w:val="nil"/>
+          <w:between w:val="nil"/>
+        </w:pBdr>
+        <w:rPr>
+          <w:color w:val="000000"/>
+        </w:rPr>
+      </w:pPr>
+      <w:r>
+        <w:rPr>
+          <w:rFonts w:ascii="Arial Unicode MS" w:eastAsia="Arial Unicode MS" w:hAnsi="Arial Unicode MS" w:cs="Arial Unicode MS"/>
+          <w:color w:val="000000"/>
+        </w:rPr>
+        <w:t>我喜歡溫暖、乾淨，帶有一點文青感的網站風格。整體希望呈現柔和、舒服的氛圍，不需要太華麗，但要有生活感與故事感。</w:t>
+      </w:r>
+    </w:p>
+    <w:p>
+      <w:pPr>
+        <w:widowControl w:val="0"/>
+        <w:pBdr>
+          <w:top w:val="nil"/>
+          <w:left w:val="nil"/>
+          <w:bottom w:val="nil"/>
+          <w:right w:val="nil"/>
+          <w:between w:val="nil"/>
+        </w:pBdr>
+        <w:rPr>
+          <w:rFonts w:ascii="Arial Unicode MS" w:eastAsia="Arial Unicode MS" w:hAnsi="Arial Unicode MS" w:cs="Arial Unicode MS"/>
+          <w:color w:val="000000"/>
+        </w:rPr>
+      </w:pPr>
+      <w:r>
+        <w:rPr>
+          <w:rFonts w:ascii="Arial Unicode MS" w:eastAsia="Arial Unicode MS" w:hAnsi="Arial Unicode MS" w:cs="Arial Unicode MS"/>
+          <w:color w:val="000000"/>
+        </w:rPr>
+        <w:t>主色可以使用米白、奶茶色、淺棕色、霧藍色或低飽和綠色，搭配留白設計，讓畫面看起來簡潔、有質感。</w:t>
+      </w:r>
+    </w:p>
+    <w:p>
+      <w:pPr>
+        <w:widowControl w:val="0"/>
+        <w:pBdr>
+          <w:top w:val="nil"/>
+          <w:left w:val="nil"/>
+          <w:bottom w:val="nil"/>
+          <w:right w:val="nil"/>
+          <w:between w:val="nil"/>
+        </w:pBdr>
+        <w:rPr>
+          <w:rFonts w:ascii="Arial Unicode MS" w:eastAsia="Arial Unicode MS" w:hAnsi="Arial Unicode MS" w:cs="Arial Unicode MS"/>
+          <w:color w:val="000000"/>
+        </w:rPr>
+      </w:pPr>
+      <w:r>
+        <w:rPr>
+          <w:rFonts w:ascii="Arial Unicode MS" w:eastAsia="Arial Unicode MS" w:hAnsi="Arial Unicode MS" w:cs="Arial Unicode MS"/>
+          <w:color w:val="000000"/>
+        </w:rPr>
+        <w:t>網站中可以加入「未來道具卡片」、「生活問題解決案例」、「我的成長時間線」等區塊，讓內容不只是資料呈現，也能像一本慢慢翻閱的生活小誌，展現個人特色與作品故事。</w:t>
+      </w:r>
+    </w:p>
+    <w:p>
+      <w:pPr>
+        <w:widowControl w:val="0"/>
+        <w:pBdr>
+          <w:top w:val="nil"/>
+          <w:left w:val="nil"/>
+          <w:bottom w:val="nil"/>
+          <w:right w:val="nil"/>
+          <w:between w:val="nil"/>
+        </w:pBdr>
+        <w:rPr>
+          <w:color w:val="000000"/>
+        </w:rPr>
+      </w:pPr>
     </w:p>
     <w:sectPr>
       <w:pgSz w:w="12240" w:h="15840"/>
@@ -1614,7 +1428,7 @@
 </file>
 
 <file path=word/numbering.xml><?xml version="1.0" encoding="utf-8"?>
-<w:numbering xmlns:wpc="http://schemas.microsoft.com/office/word/2010/wordprocessingCanvas" xmlns:cx="http://schemas.microsoft.com/office/drawing/2014/chartex" xmlns:cx1="http://schemas.microsoft.com/office/drawing/2015/9/8/chartex" xmlns:cx2="http://schemas.microsoft.com/office/drawing/2015/10/21/chartex" xmlns:cx3="http://schemas.microsoft.com/office/drawing/2016/5/9/chartex" xmlns:cx4="http://schemas.microsoft.com/office/drawing/2016/5/10/chartex" xmlns:cx5="http://schemas.microsoft.com/office/drawing/2016/5/11/chartex" xmlns:cx6="http://schemas.microsoft.com/office/drawing/2016/5/12/chartex" xmlns:cx7="http://schemas.microsoft.com/office/drawing/2016/5/13/chartex" xmlns:cx8="http://schemas.microsoft.com/office/drawing/2016/5/14/chartex" xmlns:mc="http://schemas.openxmlformats.org/markup-compatibility/2006" xmlns:aink="http://schemas.microsoft.com/office/drawing/2016/ink" xmlns:am3d="http://schemas.microsoft.com/office/drawing/2017/model3d" xmlns:o="urn:schemas-microsoft-com:office:office" xmlns:oel="http://schemas.microsoft.com/office/2019/extlst" xmlns:r="http://schemas.openxmlformats.org/officeDocument/2006/relationships" xmlns:m="http://schemas.openxmlformats.org/officeDocument/2006/math" xmlns:v="urn:schemas-microsoft-com:vml" xmlns:wp14="http://schemas.microsoft.com/office/word/2010/wordprocessingDrawing" xmlns:wp="http://schemas.openxmlformats.org/drawingml/2006/wordprocessingDrawing" xmlns:w10="urn:schemas-microsoft-com:office:word" xmlns:w="http://schemas.openxmlformats.org/wordprocessingml/2006/main" xmlns:w14="http://schemas.microsoft.com/office/word/2010/wordml" xmlns:w15="http://schemas.microsoft.com/office/word/2012/wordml" xmlns:w16cex="http://schemas.microsoft.com/office/word/2018/wordml/cex" xmlns:w16cid="http://schemas.microsoft.com/office/word/2016/wordml/cid" xmlns:w16="http://schemas.microsoft.com/office/word/2018/wordml" xmlns:w16sdtdh="http://schemas.microsoft.com/office/word/2020/wordml/sdtdatahash" xmlns:w16se="http://schemas.microsoft.com/office/word/2015/wordml/symex" xmlns:wpg="http://schemas.microsoft.com/office/word/2010/wordprocessingGroup" xmlns:wpi="http://schemas.microsoft.com/office/word/2010/wordprocessingInk" xmlns:wne="http://schemas.microsoft.com/office/word/2006/wordml" xmlns:wps="http://schemas.microsoft.com/office/word/2010/wordprocessingShape" mc:Ignorable="w14 w15 w16se w16cid w16 w16cex w16sdtdh wp14">
+<w:numbering xmlns:wpc="http://schemas.microsoft.com/office/word/2010/wordprocessingCanvas" xmlns:cx="http://schemas.microsoft.com/office/drawing/2014/chartex" xmlns:cx1="http://schemas.microsoft.com/office/drawing/2015/9/8/chartex" xmlns:cx2="http://schemas.microsoft.com/office/drawing/2015/10/21/chartex" xmlns:cx3="http://schemas.microsoft.com/office/drawing/2016/5/9/chartex" xmlns:cx4="http://schemas.microsoft.com/office/drawing/2016/5/10/chartex" xmlns:cx5="http://schemas.microsoft.com/office/drawing/2016/5/11/chartex" xmlns:cx6="http://schemas.microsoft.com/office/drawing/2016/5/12/chartex" xmlns:cx7="http://schemas.microsoft.com/office/drawing/2016/5/13/chartex" xmlns:cx8="http://schemas.microsoft.com/office/drawing/2016/5/14/chartex" xmlns:mc="http://schemas.openxmlformats.org/markup-compatibility/2006" xmlns:aink="http://schemas.microsoft.com/office/drawing/2016/ink" xmlns:am3d="http://schemas.microsoft.com/office/drawing/2017/model3d" xmlns:o="urn:schemas-microsoft-com:office:office" xmlns:oel="http://schemas.microsoft.com/office/2019/extlst" xmlns:r="http://schemas.openxmlformats.org/officeDocument/2006/relationships" xmlns:m="http://schemas.openxmlformats.org/officeDocument/2006/math" xmlns:v="urn:schemas-microsoft-com:vml" xmlns:wp14="http://schemas.microsoft.com/office/word/2010/wordprocessingDrawing" xmlns:wp="http://schemas.openxmlformats.org/drawingml/2006/wordprocessingDrawing" xmlns:w10="urn:schemas-microsoft-com:office:word" xmlns:w="http://schemas.openxmlformats.org/wordprocessingml/2006/main" xmlns:w14="http://schemas.microsoft.com/office/word/2010/wordml" xmlns:w15="http://schemas.microsoft.com/office/word/2012/wordml" xmlns:w16cex="http://schemas.microsoft.com/office/word/2018/wordml/cex" xmlns:w16cid="http://schemas.microsoft.com/office/word/2016/wordml/cid" xmlns:w16="http://schemas.microsoft.com/office/word/2018/wordml" xmlns:w16du="http://schemas.microsoft.com/office/word/2023/wordml/word16du" xmlns:w16sdtdh="http://schemas.microsoft.com/office/word/2020/wordml/sdtdatahash" xmlns:w16sdtfl="http://schemas.microsoft.com/office/word/2024/wordml/sdtformatlock" xmlns:w16se="http://schemas.microsoft.com/office/word/2015/wordml/symex" xmlns:wpg="http://schemas.microsoft.com/office/word/2010/wordprocessingGroup" xmlns:wpi="http://schemas.microsoft.com/office/word/2010/wordprocessingInk" xmlns:wne="http://schemas.microsoft.com/office/word/2006/wordml" xmlns:wps="http://schemas.microsoft.com/office/word/2010/wordprocessingShape" mc:Ignorable="w14 w15 w16se w16cid w16 w16cex w16sdtdh w16sdtfl w16du wp14">
   <w:abstractNum w:abstractNumId="0" w15:restartNumberingAfterBreak="0">
     <w:nsid w:val="098E44BC"/>
     <w:multiLevelType w:val="multilevel"/>
@@ -1923,7 +1737,7 @@
 </file>
 
 <file path=word/styles.xml><?xml version="1.0" encoding="utf-8"?>
-<w:styles xmlns:mc="http://schemas.openxmlformats.org/markup-compatibility/2006" xmlns:r="http://schemas.openxmlformats.org/officeDocument/2006/relationships" xmlns:w="http://schemas.openxmlformats.org/wordprocessingml/2006/main" xmlns:w14="http://schemas.microsoft.com/office/word/2010/wordml" xmlns:w15="http://schemas.microsoft.com/office/word/2012/wordml" xmlns:w16cex="http://schemas.microsoft.com/office/word/2018/wordml/cex" xmlns:w16cid="http://schemas.microsoft.com/office/word/2016/wordml/cid" xmlns:w16="http://schemas.microsoft.com/office/word/2018/wordml" xmlns:w16sdtdh="http://schemas.microsoft.com/office/word/2020/wordml/sdtdatahash" xmlns:w16se="http://schemas.microsoft.com/office/word/2015/wordml/symex" mc:Ignorable="w14 w15 w16se w16cid w16 w16cex w16sdtdh">
+<w:styles xmlns:mc="http://schemas.openxmlformats.org/markup-compatibility/2006" xmlns:r="http://schemas.openxmlformats.org/officeDocument/2006/relationships" xmlns:w="http://schemas.openxmlformats.org/wordprocessingml/2006/main" xmlns:w14="http://schemas.microsoft.com/office/word/2010/wordml" xmlns:w15="http://schemas.microsoft.com/office/word/2012/wordml" xmlns:w16cex="http://schemas.microsoft.com/office/word/2018/wordml/cex" xmlns:w16cid="http://schemas.microsoft.com/office/word/2016/wordml/cid" xmlns:w16="http://schemas.microsoft.com/office/word/2018/wordml" xmlns:w16du="http://schemas.microsoft.com/office/word/2023/wordml/word16du" xmlns:w16sdtdh="http://schemas.microsoft.com/office/word/2020/wordml/sdtdatahash" xmlns:w16sdtfl="http://schemas.microsoft.com/office/word/2024/wordml/sdtformatlock" xmlns:w16se="http://schemas.microsoft.com/office/word/2015/wordml/symex" mc:Ignorable="w14 w15 w16se w16cid w16 w16cex w16sdtdh w16sdtfl w16du">
   <w:docDefaults>
     <w:rPrDefault>
       <w:rPr>
